--- a/examples/demos/demo_outstanding_graduate.docx
+++ b/examples/demos/demo_outstanding_graduate.docx
@@ -2,167 +2,581 @@
 <file path=word/document.xml><?xml version="1.0" encoding="utf-8"?>
 <w:document xmlns:wpc="http://schemas.microsoft.com/office/word/2010/wordprocessingCanvas" xmlns:mo="http://schemas.microsoft.com/office/mac/office/2008/main" xmlns:mc="http://schemas.openxmlformats.org/markup-compatibility/2006" xmlns:mv="urn:schemas-microsoft-com:mac:vml" xmlns:o="urn:schemas-microsoft-com:office:office" xmlns:r="http://schemas.openxmlformats.org/officeDocument/2006/relationships" xmlns:m="http://schemas.openxmlformats.org/officeDocument/2006/math" xmlns:v="urn:schemas-microsoft-com:vml" xmlns:wp14="http://schemas.microsoft.com/office/word/2010/wordprocessingDrawing" xmlns:wp="http://schemas.openxmlformats.org/drawingml/2006/wordprocessingDrawing" xmlns:w10="urn:schemas-microsoft-com:office:word" xmlns:w="http://schemas.openxmlformats.org/wordprocessingml/2006/main" xmlns:w14="http://schemas.microsoft.com/office/word/2010/wordml" xmlns:wpg="http://schemas.microsoft.com/office/word/2010/wordprocessingGroup" xmlns:wpi="http://schemas.microsoft.com/office/word/2010/wordprocessingInk" xmlns:wne="http://schemas.microsoft.com/office/word/2006/wordml" xmlns:wps="http://schemas.microsoft.com/office/word/2010/wordprocessingShape" mc:Ignorable="w14 wp14">
   <w:body>
+    <w:p/>
+    <w:p/>
+    <w:p/>
     <w:p>
       <w:pPr>
-        <w:spacing w:line="360" w:lineRule="auto" w:before="240" w:after="240"/>
+        <w:spacing w:after="200"/>
         <w:jc w:val="center"/>
       </w:pPr>
       <w:r>
         <w:rPr>
           <w:rFonts w:ascii="黑体" w:hAnsi="黑体" w:eastAsia="黑体"/>
           <w:b/>
+          <w:color w:val="111827"/>
           <w:sz w:val="44"/>
         </w:rPr>
-        <w:t>省级优秀毕业生申请书</w:t>
+        <w:t>2026 届</w:t>
       </w:r>
     </w:p>
     <w:p>
       <w:pPr>
-        <w:spacing w:line="360" w:lineRule="auto" w:before="0" w:after="0"/>
-        <w:jc w:val="left"/>
+        <w:spacing w:after="680"/>
+        <w:jc w:val="center"/>
+      </w:pPr>
+      <w:r>
+        <w:rPr>
+          <w:rFonts w:ascii="黑体" w:hAnsi="黑体" w:eastAsia="黑体"/>
+          <w:b/>
+          <w:color w:val="111827"/>
+          <w:sz w:val="52"/>
+        </w:rPr>
+        <w:t>优秀毕业生申报书</w:t>
+      </w:r>
+    </w:p>
+    <w:p>
+      <w:pPr>
+        <w:spacing w:after="160"/>
+        <w:jc w:val="center"/>
+      </w:pPr>
+      <w:r>
+        <w:rPr>
+          <w:rFonts w:ascii="黑体" w:hAnsi="黑体" w:eastAsia="黑体"/>
+          <w:b/>
+          <w:color w:val="111827"/>
+          <w:sz w:val="32"/>
+        </w:rPr>
+        <w:t>优秀毕业生申请材料</w:t>
+      </w:r>
+    </w:p>
+    <w:p>
+      <w:pPr>
+        <w:spacing w:after="1120"/>
+        <w:jc w:val="center"/>
       </w:pPr>
       <w:r>
         <w:rPr>
           <w:rFonts w:ascii="宋体" w:hAnsi="宋体" w:eastAsia="宋体"/>
           <w:b w:val="0"/>
+          <w:color w:val="6B7280"/>
           <w:sz w:val="24"/>
         </w:rPr>
-        <w:t>尊敬的领导：</w:t>
+        <w:t>申请人：李　明　｜　智能科学与技术学院　｜　计算机科学与技术</w:t>
+      </w:r>
+    </w:p>
+    <w:tbl>
+      <w:tblPr>
+        <w:tblW w:type="auto" w:w="0"/>
+        <w:jc w:val="center"/>
+        <w:tblLayout w:type="fixed"/>
+        <w:tblLook w:firstColumn="1" w:firstRow="1" w:lastColumn="0" w:lastRow="0" w:noHBand="0" w:noVBand="1" w:val="04A0"/>
+        <w:tblLayout w:type="fixed"/>
+      </w:tblPr>
+      <w:tblGrid>
+        <w:gridCol w:w="2608"/>
+        <w:gridCol w:w="6123"/>
+      </w:tblGrid>
+      <w:tr>
+        <w:tc>
+          <w:tcPr>
+            <w:tcW w:type="dxa" w:w="2608"/>
+          </w:tcPr>
+          <w:p>
+            <w:pPr>
+              <w:spacing w:before="0" w:after="0"/>
+              <w:jc w:val="right"/>
+            </w:pPr>
+            <w:r>
+              <w:rPr>
+                <w:rFonts w:ascii="宋体" w:hAnsi="宋体" w:eastAsia="宋体"/>
+                <w:b w:val="0"/>
+                <w:color w:val="111827"/>
+                <w:sz w:val="24"/>
+              </w:rPr>
+              <w:t>姓　　名：</w:t>
+            </w:r>
+          </w:p>
+        </w:tc>
+        <w:tc>
+          <w:tcPr>
+            <w:tcW w:type="dxa" w:w="6123"/>
+          </w:tcPr>
+          <w:p>
+            <w:pPr>
+              <w:spacing w:before="0" w:after="0"/>
+              <w:jc w:val="left"/>
+            </w:pPr>
+            <w:r>
+              <w:rPr>
+                <w:rFonts w:ascii="宋体" w:hAnsi="宋体" w:eastAsia="宋体"/>
+                <w:b w:val="0"/>
+                <w:color w:val="111827"/>
+                <w:sz w:val="24"/>
+              </w:rPr>
+              <w:t>李　明</w:t>
+            </w:r>
+          </w:p>
+        </w:tc>
+      </w:tr>
+      <w:tr>
+        <w:tc>
+          <w:tcPr>
+            <w:tcW w:type="dxa" w:w="2608"/>
+          </w:tcPr>
+          <w:p>
+            <w:pPr>
+              <w:spacing w:before="0" w:after="0"/>
+              <w:jc w:val="right"/>
+            </w:pPr>
+            <w:r>
+              <w:rPr>
+                <w:rFonts w:ascii="宋体" w:hAnsi="宋体" w:eastAsia="宋体"/>
+                <w:b w:val="0"/>
+                <w:color w:val="111827"/>
+                <w:sz w:val="24"/>
+              </w:rPr>
+              <w:t>政治面貌：</w:t>
+            </w:r>
+          </w:p>
+        </w:tc>
+        <w:tc>
+          <w:tcPr>
+            <w:tcW w:type="dxa" w:w="6123"/>
+          </w:tcPr>
+          <w:p>
+            <w:pPr>
+              <w:spacing w:before="0" w:after="0"/>
+              <w:jc w:val="left"/>
+            </w:pPr>
+            <w:r>
+              <w:rPr>
+                <w:rFonts w:ascii="宋体" w:hAnsi="宋体" w:eastAsia="宋体"/>
+                <w:b w:val="0"/>
+                <w:color w:val="111827"/>
+                <w:sz w:val="24"/>
+              </w:rPr>
+              <w:t>中共预备党员</w:t>
+            </w:r>
+          </w:p>
+        </w:tc>
+      </w:tr>
+      <w:tr>
+        <w:tc>
+          <w:tcPr>
+            <w:tcW w:type="dxa" w:w="2608"/>
+          </w:tcPr>
+          <w:p>
+            <w:pPr>
+              <w:spacing w:before="0" w:after="0"/>
+              <w:jc w:val="right"/>
+            </w:pPr>
+            <w:r>
+              <w:rPr>
+                <w:rFonts w:ascii="宋体" w:hAnsi="宋体" w:eastAsia="宋体"/>
+                <w:b w:val="0"/>
+                <w:color w:val="111827"/>
+                <w:sz w:val="24"/>
+              </w:rPr>
+              <w:t>专业排名：</w:t>
+            </w:r>
+          </w:p>
+        </w:tc>
+        <w:tc>
+          <w:tcPr>
+            <w:tcW w:type="dxa" w:w="6123"/>
+          </w:tcPr>
+          <w:p>
+            <w:pPr>
+              <w:spacing w:before="0" w:after="0"/>
+              <w:jc w:val="left"/>
+            </w:pPr>
+            <w:r>
+              <w:rPr>
+                <w:rFonts w:ascii="宋体" w:hAnsi="宋体" w:eastAsia="宋体"/>
+                <w:b w:val="0"/>
+                <w:color w:val="111827"/>
+                <w:sz w:val="24"/>
+              </w:rPr>
+              <w:t>2 / 126</w:t>
+            </w:r>
+          </w:p>
+        </w:tc>
+      </w:tr>
+      <w:tr>
+        <w:tc>
+          <w:tcPr>
+            <w:tcW w:type="dxa" w:w="2608"/>
+          </w:tcPr>
+          <w:p>
+            <w:pPr>
+              <w:spacing w:before="0" w:after="0"/>
+              <w:jc w:val="right"/>
+            </w:pPr>
+            <w:r>
+              <w:rPr>
+                <w:rFonts w:ascii="宋体" w:hAnsi="宋体" w:eastAsia="宋体"/>
+                <w:b w:val="0"/>
+                <w:color w:val="111827"/>
+                <w:sz w:val="24"/>
+              </w:rPr>
+              <w:t>毕业去向：</w:t>
+            </w:r>
+          </w:p>
+        </w:tc>
+        <w:tc>
+          <w:tcPr>
+            <w:tcW w:type="dxa" w:w="6123"/>
+          </w:tcPr>
+          <w:p>
+            <w:pPr>
+              <w:spacing w:before="0" w:after="0"/>
+              <w:jc w:val="left"/>
+            </w:pPr>
+            <w:r>
+              <w:rPr>
+                <w:rFonts w:ascii="宋体" w:hAnsi="宋体" w:eastAsia="宋体"/>
+                <w:b w:val="0"/>
+                <w:color w:val="111827"/>
+                <w:sz w:val="24"/>
+              </w:rPr>
+              <w:t>推免至 ××大学 攻读硕士学位</w:t>
+            </w:r>
+          </w:p>
+        </w:tc>
+      </w:tr>
+      <w:tr>
+        <w:tc>
+          <w:tcPr>
+            <w:tcW w:type="dxa" w:w="2608"/>
+          </w:tcPr>
+          <w:p>
+            <w:pPr>
+              <w:spacing w:before="0" w:after="0"/>
+              <w:jc w:val="right"/>
+            </w:pPr>
+            <w:r>
+              <w:rPr>
+                <w:rFonts w:ascii="宋体" w:hAnsi="宋体" w:eastAsia="宋体"/>
+                <w:b w:val="0"/>
+                <w:color w:val="111827"/>
+                <w:sz w:val="24"/>
+              </w:rPr>
+              <w:t>获奖层次：</w:t>
+            </w:r>
+          </w:p>
+        </w:tc>
+        <w:tc>
+          <w:tcPr>
+            <w:tcW w:type="dxa" w:w="6123"/>
+          </w:tcPr>
+          <w:p>
+            <w:pPr>
+              <w:spacing w:before="0" w:after="0"/>
+              <w:jc w:val="left"/>
+            </w:pPr>
+            <w:r>
+              <w:rPr>
+                <w:rFonts w:ascii="宋体" w:hAnsi="宋体" w:eastAsia="宋体"/>
+                <w:b w:val="0"/>
+                <w:color w:val="111827"/>
+                <w:sz w:val="24"/>
+              </w:rPr>
+              <w:t>国家级 2 项、省级 3 项、校级 6 项</w:t>
+            </w:r>
+          </w:p>
+        </w:tc>
+      </w:tr>
+    </w:tbl>
+    <w:p>
+      <w:r>
+        <w:br w:type="page"/>
       </w:r>
     </w:p>
     <w:p>
       <w:pPr>
-        <w:spacing w:line="360" w:lineRule="auto" w:before="0" w:after="0"/>
+        <w:keepNext/>
+        <w:keepLines/>
+        <w:spacing w:before="360" w:after="160" w:line="360" w:lineRule="auto"/>
+      </w:pPr>
+      <w:r>
+        <w:rPr>
+          <w:rFonts w:ascii="黑体" w:hAnsi="黑体" w:eastAsia="黑体"/>
+          <w:b/>
+          <w:color w:val="111827"/>
+          <w:sz w:val="30"/>
+        </w:rPr>
+        <w:t>一、个人基本情况</w:t>
+      </w:r>
+    </w:p>
+    <w:p>
+      <w:pPr>
+        <w:spacing w:before="0" w:after="120" w:lineRule="auto" w:line="360"/>
         <w:ind w:firstLine="480"/>
-        <w:jc w:val="left"/>
       </w:pPr>
       <w:r>
         <w:rPr>
           <w:rFonts w:ascii="宋体" w:hAnsi="宋体" w:eastAsia="宋体"/>
           <w:b w:val="0"/>
+          <w:color w:val="111827"/>
           <w:sz w:val="24"/>
         </w:rPr>
-        <w:t>我是计算机科学与技术学院计算机科学与技术2021 级 大四学生张明，特申报2025 届省级优秀毕业生。大学 4 年加权 GPA 3.85/4.0；专业排名第 1/87；以第一作者发表SCI 二区论文 1 篇；保研至清华大学计算机科学与技术系，人工智能方向。现将大学四年情况汇报如下：</w:t>
+        <w:t>四年间在学业、科研、竞赛、社会实践与学生工作五条线上持续推进，专业排名稳定在前 2%，获国家奖学金、校级特等奖学金等荣誉 11 项，毕业去向为推免至 ××大学计算机学院攻读学术型硕士。</w:t>
       </w:r>
     </w:p>
     <w:p>
       <w:pPr>
-        <w:spacing w:line="360" w:lineRule="auto" w:before="120" w:after="60"/>
+        <w:spacing w:before="0" w:after="120" w:lineRule="auto" w:line="360"/>
         <w:ind w:firstLine="480"/>
-        <w:jc w:val="left"/>
+      </w:pPr>
+      <w:r>
+        <w:rPr>
+          <w:rFonts w:ascii="宋体" w:hAnsi="宋体" w:eastAsia="宋体"/>
+          <w:b w:val="0"/>
+          <w:color w:val="111827"/>
+          <w:sz w:val="24"/>
+        </w:rPr>
+        <w:t>四年时间，我把自己从「会考试的学生」变成了「能做完整项目的人」。这个转变的起点是大二的一次实验室开放日——那天我第一次知道，课程设计里那些玩具级的算法，在真实设备上会因为一个几十毫秒的延迟而失效。从那以后，我的精力重心从刷绩点转向了做项目。</w:t>
+      </w:r>
+    </w:p>
+    <w:p>
+      <w:pPr>
+        <w:spacing w:before="0" w:after="120" w:lineRule="auto" w:line="360"/>
+        <w:ind w:firstLine="480"/>
+      </w:pPr>
+      <w:r>
+        <w:rPr>
+          <w:rFonts w:ascii="宋体" w:hAnsi="宋体" w:eastAsia="宋体"/>
+          <w:b w:val="0"/>
+          <w:color w:val="111827"/>
+          <w:sz w:val="24"/>
+        </w:rPr>
+        <w:t>回头看，绩点这件事我没有放松，但它从目标变成了结果。真正让我成长的是三次失败：一次是算法实机上失效，一次是竞赛期间模型假设没定清楚导致返工，一次是带班级搞学风建设时想当然地开会而没人来。这三次失败各自教会我一件事——想清楚边界、先定假设、先理解人。</w:t>
+      </w:r>
+    </w:p>
+    <w:p>
+      <w:pPr>
+        <w:spacing w:before="0" w:after="120" w:lineRule="auto" w:line="360"/>
+        <w:ind w:firstLine="480"/>
+      </w:pPr>
+      <w:r>
+        <w:rPr>
+          <w:rFonts w:ascii="宋体" w:hAnsi="宋体" w:eastAsia="宋体"/>
+          <w:b w:val="0"/>
+          <w:color w:val="111827"/>
+          <w:sz w:val="24"/>
+        </w:rPr>
+        <w:t>如果用一句话概括这四年，是「从一个只会学习的人，变成一个能解决问题的人」。刚入学时我的目标是保研，路径很清晰：把绩点刷高。大二进实验室之后，目标变了——我发现真正难的不是考试，而是让一个东西在真实世界里跑起来。</w:t>
+      </w:r>
+    </w:p>
+    <w:p>
+      <w:pPr>
+        <w:spacing w:before="0" w:after="120" w:lineRule="auto" w:line="360"/>
+        <w:ind w:firstLine="480"/>
+      </w:pPr>
+      <w:r>
+        <w:rPr>
+          <w:rFonts w:ascii="宋体" w:hAnsi="宋体" w:eastAsia="宋体"/>
+          <w:b w:val="0"/>
+          <w:color w:val="111827"/>
+          <w:sz w:val="24"/>
+        </w:rPr>
+        <w:t>这个转变的代价是绩点一度下滑。大二上学期因为我花太多时间调一个总也跑不通的算法，加权均分从上学期的高点掉了下来。当时确实焦虑过，但现在看，那段时间学到的东西比多考几分重要得多。</w:t>
+      </w:r>
+    </w:p>
+    <w:p>
+      <w:pPr>
+        <w:keepNext/>
+        <w:keepLines/>
+        <w:spacing w:before="360" w:after="160" w:line="360" w:lineRule="auto"/>
       </w:pPr>
       <w:r>
         <w:rPr>
           <w:rFonts w:ascii="黑体" w:hAnsi="黑体" w:eastAsia="黑体"/>
           <w:b/>
-          <w:sz w:val="24"/>
+          <w:color w:val="111827"/>
+          <w:sz w:val="30"/>
         </w:rPr>
-        <w:t>一、思想品德</w:t>
+        <w:t>二、成长历程</w:t>
       </w:r>
     </w:p>
     <w:p>
       <w:pPr>
-        <w:spacing w:line="360" w:lineRule="auto" w:before="0" w:after="0"/>
+        <w:keepNext/>
+        <w:keepLines/>
+        <w:spacing w:before="0" w:after="120" w:lineRule="auto" w:line="360"/>
         <w:ind w:firstLine="480"/>
-        <w:jc w:val="left"/>
       </w:pPr>
       <w:r>
         <w:rPr>
           <w:rFonts w:ascii="宋体" w:hAnsi="宋体" w:eastAsia="宋体"/>
           <w:b w:val="0"/>
+          <w:color w:val="111827"/>
           <w:sz w:val="24"/>
         </w:rPr>
-        <w:t>作为一名中共预备党员，我认真学习习近平新时代中国特色社会主义思想，深入学习党的二十大和二十届三中全会精神，时刻以正式党员标准要求自己。2022.09 递交入党申请书，2023.03 列为入党积极分子，2024.06 转为中共预备党员。</w:t>
+        <w:t>从入学时的专业第三，到稳定在前 1.6%，再到获得推免资格，四年关键节点如下：</w:t>
       </w:r>
     </w:p>
     <w:p>
       <w:pPr>
-        <w:spacing w:line="360" w:lineRule="auto" w:before="0" w:after="0"/>
-        <w:ind w:firstLine="480"/>
-        <w:jc w:val="left"/>
+        <w:keepNext/>
+        <w:keepLines/>
+        <w:spacing w:before="200" w:after="80"/>
+        <w:jc w:val="center"/>
+      </w:pPr>
+      <w:r>
+        <w:drawing>
+          <wp:inline xmlns:a="http://schemas.openxmlformats.org/drawingml/2006/main" xmlns:pic="http://schemas.openxmlformats.org/drawingml/2006/picture">
+            <wp:extent cx="5472000" cy="1778931"/>
+            <wp:docPr id="1" name="Picture 1"/>
+            <wp:cNvGraphicFramePr>
+              <a:graphicFrameLocks noChangeAspect="1"/>
+            </wp:cNvGraphicFramePr>
+            <a:graphic>
+              <a:graphicData uri="http://schemas.openxmlformats.org/drawingml/2006/picture">
+                <pic:pic>
+                  <pic:nvPicPr>
+                    <pic:cNvPr id="0" name="09_timeline.png"/>
+                    <pic:cNvPicPr/>
+                  </pic:nvPicPr>
+                  <pic:blipFill>
+                    <a:blip r:embed="rId9"/>
+                    <a:stretch>
+                      <a:fillRect/>
+                    </a:stretch>
+                  </pic:blipFill>
+                  <pic:spPr>
+                    <a:xfrm>
+                      <a:off x="0" y="0"/>
+                      <a:ext cx="5472000" cy="1778931"/>
+                    </a:xfrm>
+                    <a:prstGeom prst="rect"/>
+                  </pic:spPr>
+                </pic:pic>
+              </a:graphicData>
+            </a:graphic>
+          </wp:inline>
+        </w:drawing>
+      </w:r>
+    </w:p>
+    <w:p>
+      <w:pPr>
+        <w:keepLines/>
+        <w:spacing w:before="0" w:after="280"/>
+        <w:jc w:val="center"/>
       </w:pPr>
       <w:r>
         <w:rPr>
           <w:rFonts w:ascii="宋体" w:hAnsi="宋体" w:eastAsia="宋体"/>
           <w:b w:val="0"/>
-          <w:sz w:val="24"/>
+          <w:color w:val="6B7280"/>
+          <w:sz w:val="21"/>
         </w:rPr>
-        <w:t>担任班级团支书（2021.09-2023.06（4 学期）），组织主题团日活动 12 场，覆盖同学 600 余人次，所在团支部获评 2024 年度校级五四红旗团支部。担任学院学生会主席（2024.09-2025.06（1 学年）），组织大型活动 8 场，累计参与 2000+ 人次，推动学院学生会获评'校级优秀学生组织'。</w:t>
+        <w:t>图 1　本科四年成长时间轴</w:t>
       </w:r>
     </w:p>
     <w:p>
       <w:pPr>
-        <w:spacing w:line="360" w:lineRule="auto" w:before="0" w:after="0"/>
+        <w:spacing w:before="0" w:after="120" w:lineRule="auto" w:line="360"/>
         <w:ind w:firstLine="480"/>
-        <w:jc w:val="left"/>
       </w:pPr>
       <w:r>
         <w:rPr>
           <w:rFonts w:ascii="宋体" w:hAnsi="宋体" w:eastAsia="宋体"/>
           <w:b w:val="0"/>
+          <w:color w:val="111827"/>
           <w:sz w:val="24"/>
         </w:rPr>
-        <w:t>参加学院分党校第 8 期培训班（2023.09-2023.12）结业；2024.10 参与主题党日活动'红色教育基地走访'，撰写调研报告 1 份（约 3000 字）；提交思想汇报 6 篇。</w:t>
+        <w:t>成绩的曲线能说明一部分问题。大一上均分 89.2、排名第 7，到大二下升到 93.1、排名第 2，之后稳定在前 2。这个变化来自一个具体的认知转变：工科课程之间有依赖链，把基础课真正学懂，后面的课就变成了「换个说法讲同一件事」。</w:t>
       </w:r>
     </w:p>
     <w:p>
       <w:pPr>
-        <w:spacing w:line="360" w:lineRule="auto" w:before="0" w:after="0"/>
-        <w:ind w:firstLine="480"/>
-        <w:jc w:val="left"/>
+        <w:keepNext/>
+        <w:keepLines/>
+        <w:spacing w:before="200" w:after="80"/>
+        <w:jc w:val="center"/>
+      </w:pPr>
+      <w:r>
+        <w:drawing>
+          <wp:inline xmlns:a="http://schemas.openxmlformats.org/drawingml/2006/main" xmlns:pic="http://schemas.openxmlformats.org/drawingml/2006/picture">
+            <wp:extent cx="5182524" cy="2520000"/>
+            <wp:docPr id="2" name="Picture 2"/>
+            <wp:cNvGraphicFramePr>
+              <a:graphicFrameLocks noChangeAspect="1"/>
+            </wp:cNvGraphicFramePr>
+            <a:graphic>
+              <a:graphicData uri="http://schemas.openxmlformats.org/drawingml/2006/picture">
+                <pic:pic>
+                  <pic:nvPicPr>
+                    <pic:cNvPr id="0" name="14_grade.png"/>
+                    <pic:cNvPicPr/>
+                  </pic:nvPicPr>
+                  <pic:blipFill>
+                    <a:blip r:embed="rId10"/>
+                    <a:stretch>
+                      <a:fillRect/>
+                    </a:stretch>
+                  </pic:blipFill>
+                  <pic:spPr>
+                    <a:xfrm>
+                      <a:off x="0" y="0"/>
+                      <a:ext cx="5182524" cy="2520000"/>
+                    </a:xfrm>
+                    <a:prstGeom prst="rect"/>
+                  </pic:spPr>
+                </pic:pic>
+              </a:graphicData>
+            </a:graphic>
+          </wp:inline>
+        </w:drawing>
+      </w:r>
+    </w:p>
+    <w:p>
+      <w:pPr>
+        <w:keepLines/>
+        <w:spacing w:before="0" w:after="280"/>
+        <w:jc w:val="center"/>
       </w:pPr>
       <w:r>
         <w:rPr>
           <w:rFonts w:ascii="宋体" w:hAnsi="宋体" w:eastAsia="宋体"/>
           <w:b w:val="0"/>
-          <w:sz w:val="24"/>
+          <w:color w:val="6B7280"/>
+          <w:sz w:val="21"/>
         </w:rPr>
-        <w:t>在校期间获得的主要荣誉：2024.10 校级优秀学生干部（校级）；2023.05 校级优秀共青团员（校级）。</w:t>
+        <w:t>图 2　六个学期加权均分与专业排名走势</w:t>
       </w:r>
     </w:p>
     <w:p>
       <w:pPr>
-        <w:spacing w:line="360" w:lineRule="auto" w:before="120" w:after="60"/>
+        <w:spacing w:before="0" w:after="120" w:lineRule="auto" w:line="360"/>
         <w:ind w:firstLine="480"/>
-        <w:jc w:val="left"/>
+      </w:pPr>
+      <w:r>
+        <w:rPr>
+          <w:rFonts w:ascii="宋体" w:hAnsi="宋体" w:eastAsia="宋体"/>
+          <w:b w:val="0"/>
+          <w:color w:val="111827"/>
+          <w:sz w:val="24"/>
+        </w:rPr>
+        <w:t>但我不认为成绩是这四年最重要的收获。真正改变我的是三件事：第一次进实验室发现仿真与实机的差距、第一次带队做竞赛时因为假设没定清楚而返工、第一次组织班级活动时发现「通知发出去」和「人真的会来」是两回事。这三件事教会我的东西，绩点反映不出来。</w:t>
+      </w:r>
+    </w:p>
+    <w:p>
+      <w:pPr>
+        <w:keepNext/>
+        <w:keepLines/>
+        <w:spacing w:before="360" w:after="160" w:line="360" w:lineRule="auto"/>
       </w:pPr>
       <w:r>
         <w:rPr>
           <w:rFonts w:ascii="黑体" w:hAnsi="黑体" w:eastAsia="黑体"/>
           <w:b/>
-          <w:sz w:val="24"/>
+          <w:color w:val="111827"/>
+          <w:sz w:val="30"/>
         </w:rPr>
-        <w:t>二、学业成绩</w:t>
-      </w:r>
-    </w:p>
-    <w:p>
-      <w:pPr>
-        <w:spacing w:line="360" w:lineRule="auto" w:before="0" w:after="0"/>
-        <w:ind w:firstLine="480"/>
-        <w:jc w:val="left"/>
-      </w:pPr>
-      <w:r>
-        <w:rPr>
-          <w:rFonts w:ascii="宋体" w:hAnsi="宋体" w:eastAsia="宋体"/>
-          <w:b w:val="0"/>
-          <w:sz w:val="24"/>
-        </w:rPr>
-        <w:t>大学 4 年加权 GPA 3.85/4.0，加权平均分 90.5，专业排名第 1/87（前 1.1%）。</w:t>
-      </w:r>
-    </w:p>
-    <w:p>
-      <w:pPr>
-        <w:spacing w:line="360" w:lineRule="auto" w:before="60" w:after="60"/>
-        <w:ind w:firstLine="480"/>
-        <w:jc w:val="left"/>
-      </w:pPr>
-      <w:r>
-        <w:rPr>
-          <w:rFonts w:ascii="宋体" w:hAnsi="宋体" w:eastAsia="宋体"/>
-          <w:b w:val="0"/>
-          <w:sz w:val="24"/>
-        </w:rPr>
-        <w:t>分学年 GPA 情况：</w:t>
+        <w:t>三、德智体美劳五维度实绩</w:t>
       </w:r>
     </w:p>
     <w:tbl>
@@ -170,109 +584,121 @@
         <w:tblStyle w:val="TableGrid"/>
         <w:tblW w:type="auto" w:w="0"/>
         <w:jc w:val="center"/>
+        <w:tblLayout w:type="fixed"/>
         <w:tblLook w:firstColumn="1" w:firstRow="1" w:lastColumn="0" w:lastRow="0" w:noHBand="0" w:noVBand="1" w:val="04A0"/>
+        <w:tblLayout w:type="fixed"/>
+        <w:tblCellMar>
+          <w:top w:w="50" w:type="dxa"/>
+          <w:bottom w:w="50" w:type="dxa"/>
+          <w:left w:w="100" w:type="dxa"/>
+          <w:right w:w="100" w:type="dxa"/>
+        </w:tblCellMar>
       </w:tblPr>
       <w:tblGrid>
-        <w:gridCol w:w="2268"/>
-        <w:gridCol w:w="2268"/>
-        <w:gridCol w:w="2268"/>
-        <w:gridCol w:w="2268"/>
+        <w:gridCol w:w="1143"/>
+        <w:gridCol w:w="4365"/>
+        <w:gridCol w:w="3222"/>
       </w:tblGrid>
       <w:tr>
+        <w:trPr>
+          <w:tblHeader/>
+          <w:cantSplit/>
+        </w:trPr>
         <w:tc>
           <w:tcPr>
-            <w:tcW w:type="dxa" w:w="1701"/>
-            <w:vAlign w:val="center"/>
+            <w:tcW w:type="dxa" w:w="1143"/>
           </w:tcPr>
           <w:p>
             <w:pPr>
-              <w:spacing w:line="300" w:lineRule="auto"/>
+              <w:spacing w:before="0" w:after="0"/>
               <w:jc w:val="center"/>
             </w:pPr>
             <w:r/>
             <w:r>
               <w:rPr>
-                <w:rFonts w:ascii="宋体" w:hAnsi="宋体" w:eastAsia="宋体"/>
+                <w:rFonts w:ascii="黑体" w:hAnsi="黑体" w:eastAsia="黑体"/>
                 <w:b/>
+                <w:color w:val="111827"/>
                 <w:sz w:val="21"/>
               </w:rPr>
-              <w:t>学年</w:t>
+              <w:t>维度</w:t>
             </w:r>
           </w:p>
         </w:tc>
         <w:tc>
           <w:tcPr>
-            <w:tcW w:type="dxa" w:w="1701"/>
-            <w:vAlign w:val="center"/>
+            <w:tcW w:type="dxa" w:w="4365"/>
           </w:tcPr>
           <w:p>
             <w:pPr>
-              <w:spacing w:line="300" w:lineRule="auto"/>
+              <w:spacing w:before="0" w:after="0"/>
               <w:jc w:val="center"/>
             </w:pPr>
             <w:r/>
             <w:r>
               <w:rPr>
-                <w:rFonts w:ascii="宋体" w:hAnsi="宋体" w:eastAsia="宋体"/>
+                <w:rFonts w:ascii="黑体" w:hAnsi="黑体" w:eastAsia="黑体"/>
                 <w:b/>
+                <w:color w:val="111827"/>
                 <w:sz w:val="21"/>
               </w:rPr>
-              <w:t>GPA</w:t>
+              <w:t>主要实绩</w:t>
             </w:r>
           </w:p>
         </w:tc>
         <w:tc>
           <w:tcPr>
-            <w:tcW w:type="dxa" w:w="2268"/>
-            <w:vAlign w:val="center"/>
+            <w:tcW w:type="dxa" w:w="3222"/>
           </w:tcPr>
           <w:p>
             <w:pPr>
-              <w:spacing w:line="300" w:lineRule="auto"/>
+              <w:spacing w:before="0" w:after="0"/>
               <w:jc w:val="center"/>
             </w:pPr>
             <w:r/>
             <w:r>
               <w:rPr>
-                <w:rFonts w:ascii="宋体" w:hAnsi="宋体" w:eastAsia="宋体"/>
+                <w:rFonts w:ascii="黑体" w:hAnsi="黑体" w:eastAsia="黑体"/>
                 <w:b/>
+                <w:color w:val="111827"/>
                 <w:sz w:val="21"/>
               </w:rPr>
-              <w:t>加权平均分</w:t>
+              <w:t>佐证材料</w:t>
+            </w:r>
+          </w:p>
+        </w:tc>
+      </w:tr>
+      <w:tr>
+        <w:trPr>
+          <w:cantSplit/>
+        </w:trPr>
+        <w:tc>
+          <w:tcPr>
+            <w:tcW w:type="dxa" w:w="1143"/>
+          </w:tcPr>
+          <w:p>
+            <w:pPr>
+              <w:spacing w:before="0" w:after="0" w:line="276" w:lineRule="auto"/>
+            </w:pPr>
+            <w:r/>
+            <w:r>
+              <w:rPr>
+                <w:rFonts w:ascii="宋体" w:hAnsi="宋体" w:eastAsia="宋体"/>
+                <w:b w:val="0"/>
+                <w:color w:val="111827"/>
+                <w:sz w:val="21"/>
+              </w:rPr>
+              <w:t>德</w:t>
             </w:r>
           </w:p>
         </w:tc>
         <w:tc>
           <w:tcPr>
-            <w:tcW w:type="dxa" w:w="1701"/>
-            <w:vAlign w:val="center"/>
+            <w:tcW w:type="dxa" w:w="4365"/>
           </w:tcPr>
           <w:p>
             <w:pPr>
-              <w:spacing w:line="300" w:lineRule="auto"/>
-              <w:jc w:val="center"/>
-            </w:pPr>
-            <w:r/>
-            <w:r>
-              <w:rPr>
-                <w:rFonts w:ascii="宋体" w:hAnsi="宋体" w:eastAsia="宋体"/>
-                <w:b/>
-                <w:sz w:val="21"/>
-              </w:rPr>
-              <w:t>专业排名</w:t>
-            </w:r>
-          </w:p>
-        </w:tc>
-      </w:tr>
-      <w:tr>
-        <w:tc>
-          <w:tcPr>
-            <w:tcW w:type="dxa" w:w="1701"/>
-            <w:vAlign w:val="center"/>
-          </w:tcPr>
-          <w:p>
-            <w:pPr>
-              <w:spacing w:line="300" w:lineRule="auto"/>
+              <w:spacing w:before="0" w:after="0" w:line="276" w:lineRule="auto"/>
               <w:jc w:val="center"/>
             </w:pPr>
             <w:r/>
@@ -280,20 +706,20 @@
               <w:rPr>
                 <w:rFonts w:ascii="宋体" w:hAnsi="宋体" w:eastAsia="宋体"/>
                 <w:b w:val="0"/>
+                <w:color w:val="111827"/>
                 <w:sz w:val="21"/>
               </w:rPr>
-              <w:t>大一</w:t>
+              <w:t>中共预备党员；志愿服务 320 小时</w:t>
             </w:r>
           </w:p>
         </w:tc>
         <w:tc>
           <w:tcPr>
-            <w:tcW w:type="dxa" w:w="1701"/>
-            <w:vAlign w:val="center"/>
+            <w:tcW w:type="dxa" w:w="3222"/>
           </w:tcPr>
           <w:p>
             <w:pPr>
-              <w:spacing w:line="300" w:lineRule="auto"/>
+              <w:spacing w:before="0" w:after="0" w:line="276" w:lineRule="auto"/>
               <w:jc w:val="center"/>
             </w:pPr>
             <w:r/>
@@ -301,20 +727,45 @@
               <w:rPr>
                 <w:rFonts w:ascii="宋体" w:hAnsi="宋体" w:eastAsia="宋体"/>
                 <w:b w:val="0"/>
+                <w:color w:val="111827"/>
                 <w:sz w:val="21"/>
               </w:rPr>
-              <w:t>3.60</w:t>
+              <w:t>志愿汇记录</w:t>
+            </w:r>
+          </w:p>
+        </w:tc>
+      </w:tr>
+      <w:tr>
+        <w:trPr>
+          <w:cantSplit/>
+        </w:trPr>
+        <w:tc>
+          <w:tcPr>
+            <w:tcW w:type="dxa" w:w="1143"/>
+          </w:tcPr>
+          <w:p>
+            <w:pPr>
+              <w:spacing w:before="0" w:after="0" w:line="276" w:lineRule="auto"/>
+            </w:pPr>
+            <w:r/>
+            <w:r>
+              <w:rPr>
+                <w:rFonts w:ascii="宋体" w:hAnsi="宋体" w:eastAsia="宋体"/>
+                <w:b w:val="0"/>
+                <w:color w:val="111827"/>
+                <w:sz w:val="21"/>
+              </w:rPr>
+              <w:t>智</w:t>
             </w:r>
           </w:p>
         </w:tc>
         <w:tc>
           <w:tcPr>
-            <w:tcW w:type="dxa" w:w="2268"/>
-            <w:vAlign w:val="center"/>
+            <w:tcW w:type="dxa" w:w="4365"/>
           </w:tcPr>
           <w:p>
             <w:pPr>
-              <w:spacing w:line="300" w:lineRule="auto"/>
+              <w:spacing w:before="0" w:after="0" w:line="276" w:lineRule="auto"/>
               <w:jc w:val="center"/>
             </w:pPr>
             <w:r/>
@@ -322,20 +773,20 @@
               <w:rPr>
                 <w:rFonts w:ascii="宋体" w:hAnsi="宋体" w:eastAsia="宋体"/>
                 <w:b w:val="0"/>
+                <w:color w:val="111827"/>
                 <w:sz w:val="21"/>
               </w:rPr>
-              <w:t>85.2</w:t>
+              <w:t>加权均分 91.7，专业第 2；SCI 论文 1 篇</w:t>
             </w:r>
           </w:p>
         </w:tc>
         <w:tc>
           <w:tcPr>
-            <w:tcW w:type="dxa" w:w="1701"/>
-            <w:vAlign w:val="center"/>
+            <w:tcW w:type="dxa" w:w="3222"/>
           </w:tcPr>
           <w:p>
             <w:pPr>
-              <w:spacing w:line="300" w:lineRule="auto"/>
+              <w:spacing w:before="0" w:after="0" w:line="276" w:lineRule="auto"/>
               <w:jc w:val="center"/>
             </w:pPr>
             <w:r/>
@@ -343,22 +794,45 @@
               <w:rPr>
                 <w:rFonts w:ascii="宋体" w:hAnsi="宋体" w:eastAsia="宋体"/>
                 <w:b w:val="0"/>
+                <w:color w:val="111827"/>
                 <w:sz w:val="21"/>
               </w:rPr>
-              <w:t>5/87</w:t>
+              <w:t>成绩单、论文录用函</w:t>
             </w:r>
           </w:p>
         </w:tc>
       </w:tr>
       <w:tr>
+        <w:trPr>
+          <w:cantSplit/>
+        </w:trPr>
         <w:tc>
           <w:tcPr>
-            <w:tcW w:type="dxa" w:w="1701"/>
-            <w:vAlign w:val="center"/>
+            <w:tcW w:type="dxa" w:w="1143"/>
           </w:tcPr>
           <w:p>
             <w:pPr>
-              <w:spacing w:line="300" w:lineRule="auto"/>
+              <w:spacing w:before="0" w:after="0" w:line="276" w:lineRule="auto"/>
+            </w:pPr>
+            <w:r/>
+            <w:r>
+              <w:rPr>
+                <w:rFonts w:ascii="宋体" w:hAnsi="宋体" w:eastAsia="宋体"/>
+                <w:b w:val="0"/>
+                <w:color w:val="111827"/>
+                <w:sz w:val="21"/>
+              </w:rPr>
+              <w:t>体</w:t>
+            </w:r>
+          </w:p>
+        </w:tc>
+        <w:tc>
+          <w:tcPr>
+            <w:tcW w:type="dxa" w:w="4365"/>
+          </w:tcPr>
+          <w:p>
+            <w:pPr>
+              <w:spacing w:before="0" w:after="0" w:line="276" w:lineRule="auto"/>
               <w:jc w:val="center"/>
             </w:pPr>
             <w:r/>
@@ -366,20 +840,20 @@
               <w:rPr>
                 <w:rFonts w:ascii="宋体" w:hAnsi="宋体" w:eastAsia="宋体"/>
                 <w:b w:val="0"/>
+                <w:color w:val="111827"/>
                 <w:sz w:val="21"/>
               </w:rPr>
-              <w:t>大二</w:t>
+              <w:t>校运会 4×100 米接力第三名</w:t>
             </w:r>
           </w:p>
         </w:tc>
         <w:tc>
           <w:tcPr>
-            <w:tcW w:type="dxa" w:w="1701"/>
-            <w:vAlign w:val="center"/>
+            <w:tcW w:type="dxa" w:w="3222"/>
           </w:tcPr>
           <w:p>
             <w:pPr>
-              <w:spacing w:line="300" w:lineRule="auto"/>
+              <w:spacing w:before="0" w:after="0" w:line="276" w:lineRule="auto"/>
               <w:jc w:val="center"/>
             </w:pPr>
             <w:r/>
@@ -387,20 +861,45 @@
               <w:rPr>
                 <w:rFonts w:ascii="宋体" w:hAnsi="宋体" w:eastAsia="宋体"/>
                 <w:b w:val="0"/>
+                <w:color w:val="111827"/>
                 <w:sz w:val="21"/>
               </w:rPr>
-              <w:t>3.80</w:t>
+              <w:t>获奖证书</w:t>
+            </w:r>
+          </w:p>
+        </w:tc>
+      </w:tr>
+      <w:tr>
+        <w:trPr>
+          <w:cantSplit/>
+        </w:trPr>
+        <w:tc>
+          <w:tcPr>
+            <w:tcW w:type="dxa" w:w="1143"/>
+          </w:tcPr>
+          <w:p>
+            <w:pPr>
+              <w:spacing w:before="0" w:after="0" w:line="276" w:lineRule="auto"/>
+            </w:pPr>
+            <w:r/>
+            <w:r>
+              <w:rPr>
+                <w:rFonts w:ascii="宋体" w:hAnsi="宋体" w:eastAsia="宋体"/>
+                <w:b w:val="0"/>
+                <w:color w:val="111827"/>
+                <w:sz w:val="21"/>
+              </w:rPr>
+              <w:t>美</w:t>
             </w:r>
           </w:p>
         </w:tc>
         <w:tc>
           <w:tcPr>
-            <w:tcW w:type="dxa" w:w="2268"/>
-            <w:vAlign w:val="center"/>
+            <w:tcW w:type="dxa" w:w="4365"/>
           </w:tcPr>
           <w:p>
             <w:pPr>
-              <w:spacing w:line="300" w:lineRule="auto"/>
+              <w:spacing w:before="0" w:after="0" w:line="276" w:lineRule="auto"/>
               <w:jc w:val="center"/>
             </w:pPr>
             <w:r/>
@@ -408,20 +907,20 @@
               <w:rPr>
                 <w:rFonts w:ascii="宋体" w:hAnsi="宋体" w:eastAsia="宋体"/>
                 <w:b w:val="0"/>
+                <w:color w:val="111827"/>
                 <w:sz w:val="21"/>
               </w:rPr>
-              <w:t>88.5</w:t>
+              <w:t>校园文化节摄影作品入展</w:t>
             </w:r>
           </w:p>
         </w:tc>
         <w:tc>
           <w:tcPr>
-            <w:tcW w:type="dxa" w:w="1701"/>
-            <w:vAlign w:val="center"/>
+            <w:tcW w:type="dxa" w:w="3222"/>
           </w:tcPr>
           <w:p>
             <w:pPr>
-              <w:spacing w:line="300" w:lineRule="auto"/>
+              <w:spacing w:before="0" w:after="0" w:line="276" w:lineRule="auto"/>
               <w:jc w:val="center"/>
             </w:pPr>
             <w:r/>
@@ -429,22 +928,45 @@
               <w:rPr>
                 <w:rFonts w:ascii="宋体" w:hAnsi="宋体" w:eastAsia="宋体"/>
                 <w:b w:val="0"/>
+                <w:color w:val="111827"/>
                 <w:sz w:val="21"/>
               </w:rPr>
-              <w:t>3/87</w:t>
+              <w:t>入展证明</w:t>
             </w:r>
           </w:p>
         </w:tc>
       </w:tr>
       <w:tr>
+        <w:trPr>
+          <w:cantSplit/>
+        </w:trPr>
         <w:tc>
           <w:tcPr>
-            <w:tcW w:type="dxa" w:w="1701"/>
-            <w:vAlign w:val="center"/>
+            <w:tcW w:type="dxa" w:w="1143"/>
           </w:tcPr>
           <w:p>
             <w:pPr>
-              <w:spacing w:line="300" w:lineRule="auto"/>
+              <w:spacing w:before="0" w:after="0" w:line="276" w:lineRule="auto"/>
+            </w:pPr>
+            <w:r/>
+            <w:r>
+              <w:rPr>
+                <w:rFonts w:ascii="宋体" w:hAnsi="宋体" w:eastAsia="宋体"/>
+                <w:b w:val="0"/>
+                <w:color w:val="111827"/>
+                <w:sz w:val="21"/>
+              </w:rPr>
+              <w:t>劳</w:t>
+            </w:r>
+          </w:p>
+        </w:tc>
+        <w:tc>
+          <w:tcPr>
+            <w:tcW w:type="dxa" w:w="4365"/>
+          </w:tcPr>
+          <w:p>
+            <w:pPr>
+              <w:spacing w:before="0" w:after="0" w:line="276" w:lineRule="auto"/>
               <w:jc w:val="center"/>
             </w:pPr>
             <w:r/>
@@ -452,20 +974,20 @@
               <w:rPr>
                 <w:rFonts w:ascii="宋体" w:hAnsi="宋体" w:eastAsia="宋体"/>
                 <w:b w:val="0"/>
+                <w:color w:val="111827"/>
                 <w:sz w:val="21"/>
               </w:rPr>
-              <w:t>大三</w:t>
+              <w:t>实验室安全员 2 年，无安全事故</w:t>
             </w:r>
           </w:p>
         </w:tc>
         <w:tc>
           <w:tcPr>
-            <w:tcW w:type="dxa" w:w="1701"/>
-            <w:vAlign w:val="center"/>
+            <w:tcW w:type="dxa" w:w="3222"/>
           </w:tcPr>
           <w:p>
             <w:pPr>
-              <w:spacing w:line="300" w:lineRule="auto"/>
+              <w:spacing w:before="0" w:after="0" w:line="276" w:lineRule="auto"/>
               <w:jc w:val="center"/>
             </w:pPr>
             <w:r/>
@@ -473,156 +995,387 @@
               <w:rPr>
                 <w:rFonts w:ascii="宋体" w:hAnsi="宋体" w:eastAsia="宋体"/>
                 <w:b w:val="0"/>
+                <w:color w:val="111827"/>
                 <w:sz w:val="21"/>
               </w:rPr>
-              <w:t>3.90</w:t>
-            </w:r>
-          </w:p>
-        </w:tc>
-        <w:tc>
-          <w:tcPr>
-            <w:tcW w:type="dxa" w:w="2268"/>
-            <w:vAlign w:val="center"/>
-          </w:tcPr>
-          <w:p>
-            <w:pPr>
-              <w:spacing w:line="300" w:lineRule="auto"/>
-              <w:jc w:val="center"/>
-            </w:pPr>
-            <w:r/>
-            <w:r>
-              <w:rPr>
-                <w:rFonts w:ascii="宋体" w:hAnsi="宋体" w:eastAsia="宋体"/>
-                <w:b w:val="0"/>
-                <w:sz w:val="21"/>
-              </w:rPr>
-              <w:t>91.0</w:t>
-            </w:r>
-          </w:p>
-        </w:tc>
-        <w:tc>
-          <w:tcPr>
-            <w:tcW w:type="dxa" w:w="1701"/>
-            <w:vAlign w:val="center"/>
-          </w:tcPr>
-          <w:p>
-            <w:pPr>
-              <w:spacing w:line="300" w:lineRule="auto"/>
-              <w:jc w:val="center"/>
-            </w:pPr>
-            <w:r/>
-            <w:r>
-              <w:rPr>
-                <w:rFonts w:ascii="宋体" w:hAnsi="宋体" w:eastAsia="宋体"/>
-                <w:b w:val="0"/>
-                <w:sz w:val="21"/>
-              </w:rPr>
-              <w:t>1/87</w:t>
-            </w:r>
-          </w:p>
-        </w:tc>
-      </w:tr>
-      <w:tr>
-        <w:tc>
-          <w:tcPr>
-            <w:tcW w:type="dxa" w:w="1701"/>
-            <w:vAlign w:val="center"/>
-          </w:tcPr>
-          <w:p>
-            <w:pPr>
-              <w:spacing w:line="300" w:lineRule="auto"/>
-              <w:jc w:val="center"/>
-            </w:pPr>
-            <w:r/>
-            <w:r>
-              <w:rPr>
-                <w:rFonts w:ascii="宋体" w:hAnsi="宋体" w:eastAsia="宋体"/>
-                <w:b w:val="0"/>
-                <w:sz w:val="21"/>
-              </w:rPr>
-              <w:t>大四</w:t>
-            </w:r>
-          </w:p>
-        </w:tc>
-        <w:tc>
-          <w:tcPr>
-            <w:tcW w:type="dxa" w:w="1701"/>
-            <w:vAlign w:val="center"/>
-          </w:tcPr>
-          <w:p>
-            <w:pPr>
-              <w:spacing w:line="300" w:lineRule="auto"/>
-              <w:jc w:val="center"/>
-            </w:pPr>
-            <w:r/>
-            <w:r>
-              <w:rPr>
-                <w:rFonts w:ascii="宋体" w:hAnsi="宋体" w:eastAsia="宋体"/>
-                <w:b w:val="0"/>
-                <w:sz w:val="21"/>
-              </w:rPr>
-              <w:t>3.95</w:t>
-            </w:r>
-          </w:p>
-        </w:tc>
-        <w:tc>
-          <w:tcPr>
-            <w:tcW w:type="dxa" w:w="2268"/>
-            <w:vAlign w:val="center"/>
-          </w:tcPr>
-          <w:p>
-            <w:pPr>
-              <w:spacing w:line="300" w:lineRule="auto"/>
-              <w:jc w:val="center"/>
-            </w:pPr>
-            <w:r/>
-            <w:r>
-              <w:rPr>
-                <w:rFonts w:ascii="宋体" w:hAnsi="宋体" w:eastAsia="宋体"/>
-                <w:b w:val="0"/>
-                <w:sz w:val="21"/>
-              </w:rPr>
-              <w:t>92.5</w:t>
-            </w:r>
-          </w:p>
-        </w:tc>
-        <w:tc>
-          <w:tcPr>
-            <w:tcW w:type="dxa" w:w="1701"/>
-            <w:vAlign w:val="center"/>
-          </w:tcPr>
-          <w:p>
-            <w:pPr>
-              <w:spacing w:line="300" w:lineRule="auto"/>
-              <w:jc w:val="center"/>
-            </w:pPr>
-            <w:r/>
-            <w:r>
-              <w:rPr>
-                <w:rFonts w:ascii="宋体" w:hAnsi="宋体" w:eastAsia="宋体"/>
-                <w:b w:val="0"/>
-                <w:sz w:val="21"/>
-              </w:rPr>
-              <w:t>1/87</w:t>
+              <w:t>聘任文件</w:t>
             </w:r>
           </w:p>
         </w:tc>
       </w:tr>
     </w:tbl>
-    <w:p/>
     <w:p>
       <w:pPr>
-        <w:spacing w:line="360" w:lineRule="auto" w:before="60" w:after="60"/>
-        <w:ind w:firstLine="480"/>
-        <w:jc w:val="left"/>
+        <w:spacing w:before="0" w:after="0" w:line="240" w:lineRule="exact"/>
       </w:pPr>
       <w:r>
         <w:rPr>
           <w:rFonts w:ascii="宋体" w:hAnsi="宋体" w:eastAsia="宋体"/>
           <w:b w:val="0"/>
+          <w:color w:val="111827"/>
+          <w:sz w:val="16"/>
+        </w:rPr>
+      </w:r>
+    </w:p>
+    <w:p>
+      <w:pPr>
+        <w:spacing w:before="0" w:after="120" w:lineRule="auto" w:line="360"/>
+        <w:ind w:firstLine="480"/>
+      </w:pPr>
+      <w:r>
+        <w:rPr>
+          <w:rFonts w:ascii="宋体" w:hAnsi="宋体" w:eastAsia="宋体"/>
+          <w:b w:val="0"/>
+          <w:color w:val="111827"/>
           <w:sz w:val="24"/>
         </w:rPr>
-        <w:t>主干课程成绩：</w:t>
+        <w:t>综合六个维度的自评结果与同专业平均水平对比，专业成绩、学生工作与竞赛获奖是相对优势项。</w:t>
+      </w:r>
+    </w:p>
+    <w:p>
+      <w:pPr>
+        <w:keepNext/>
+        <w:keepLines/>
+        <w:spacing w:before="200" w:after="80"/>
+        <w:jc w:val="center"/>
+      </w:pPr>
+      <w:r>
+        <w:drawing>
+          <wp:inline xmlns:a="http://schemas.openxmlformats.org/drawingml/2006/main" xmlns:pic="http://schemas.openxmlformats.org/drawingml/2006/picture">
+            <wp:extent cx="2294199" cy="2519999"/>
+            <wp:docPr id="3" name="Picture 3"/>
+            <wp:cNvGraphicFramePr>
+              <a:graphicFrameLocks noChangeAspect="1"/>
+            </wp:cNvGraphicFramePr>
+            <a:graphic>
+              <a:graphicData uri="http://schemas.openxmlformats.org/drawingml/2006/picture">
+                <pic:pic>
+                  <pic:nvPicPr>
+                    <pic:cNvPr id="0" name="08_radar.png"/>
+                    <pic:cNvPicPr/>
+                  </pic:nvPicPr>
+                  <pic:blipFill>
+                    <a:blip r:embed="rId11"/>
+                    <a:stretch>
+                      <a:fillRect/>
+                    </a:stretch>
+                  </pic:blipFill>
+                  <pic:spPr>
+                    <a:xfrm>
+                      <a:off x="0" y="0"/>
+                      <a:ext cx="2294199" cy="2519999"/>
+                    </a:xfrm>
+                    <a:prstGeom prst="rect"/>
+                  </pic:spPr>
+                </pic:pic>
+              </a:graphicData>
+            </a:graphic>
+          </wp:inline>
+        </w:drawing>
+      </w:r>
+    </w:p>
+    <w:p>
+      <w:pPr>
+        <w:keepLines/>
+        <w:spacing w:before="0" w:after="280"/>
+        <w:jc w:val="center"/>
+      </w:pPr>
+      <w:r>
+        <w:rPr>
+          <w:rFonts w:ascii="宋体" w:hAnsi="宋体" w:eastAsia="宋体"/>
+          <w:b w:val="0"/>
+          <w:color w:val="6B7280"/>
+          <w:sz w:val="21"/>
+        </w:rPr>
+        <w:t>图 3　综合素质六维对比</w:t>
+      </w:r>
+    </w:p>
+    <w:p>
+      <w:pPr>
+        <w:spacing w:before="0" w:after="120" w:lineRule="auto" w:line="360"/>
+        <w:ind w:firstLine="480"/>
+      </w:pPr>
+      <w:r>
+        <w:rPr>
+          <w:rFonts w:ascii="宋体" w:hAnsi="宋体" w:eastAsia="宋体"/>
+          <w:b w:val="0"/>
+          <w:color w:val="111827"/>
+          <w:sz w:val="24"/>
+        </w:rPr>
+        <w:t>五维度里我最看重的是「劳」这一项。实验室安全员做了两年，没有任何事故，这件事听起来平淡，但它意味着七百多天里每天检查气瓶、巡查电路、提醒同学戴护目镜。学生工作里最有价值的往往不是组织活动，而是这种不出事的日常。</w:t>
+      </w:r>
+    </w:p>
+    <w:p>
+      <w:pPr>
+        <w:spacing w:before="0" w:after="120" w:lineRule="auto" w:line="360"/>
+        <w:ind w:firstLine="480"/>
+      </w:pPr>
+      <w:r>
+        <w:rPr>
+          <w:rFonts w:ascii="宋体" w:hAnsi="宋体" w:eastAsia="宋体"/>
+          <w:b w:val="0"/>
+          <w:color w:val="111827"/>
+          <w:sz w:val="24"/>
+        </w:rPr>
+        <w:t>「体」是我大一时最弱的一项。入学体测 1000 米跑了 4 分 20 秒，勉强及格。大二开始每周三次长跑，现在稳定在 3 分 42 秒，校运会 4×100 米接力拿到第三名。这件事让我确信，身体素质是可以靠训练改变的，前提是别指望速成。</w:t>
+      </w:r>
+    </w:p>
+    <w:p>
+      <w:pPr>
+        <w:spacing w:before="0" w:after="120" w:lineRule="auto" w:line="360"/>
+        <w:ind w:firstLine="480"/>
+      </w:pPr>
+      <w:r>
+        <w:rPr>
+          <w:rFonts w:ascii="宋体" w:hAnsi="宋体" w:eastAsia="宋体"/>
+          <w:b w:val="0"/>
+          <w:color w:val="111827"/>
+          <w:sz w:val="24"/>
+        </w:rPr>
+        <w:t>体育这一项我原本最弱。大一体测 1000 米跑了 4 分 12 秒，在班里排倒数。后来给自己定了「每周三次、每次不低于 30 分钟」的底线，从慢跑开始，到大二下能稳定跑进 3 分 40 秒，体测总分从 62 分提到 81 分。这件事对我的意义不在分数，而在于证明「基础差是可以靠规律训练补上的」，这个认知后来被我原样搬到了算法训练上。</w:t>
+      </w:r>
+    </w:p>
+    <w:p>
+      <w:pPr>
+        <w:spacing w:before="0" w:after="120" w:lineRule="auto" w:line="360"/>
+        <w:ind w:firstLine="480"/>
+      </w:pPr>
+      <w:r>
+        <w:rPr>
+          <w:rFonts w:ascii="宋体" w:hAnsi="宋体" w:eastAsia="宋体"/>
+          <w:b w:val="0"/>
+          <w:color w:val="111827"/>
+          <w:sz w:val="24"/>
+        </w:rPr>
+        <w:t>美育与人文方面，我在校报做过两年技术类稿件编辑，累计发表 14 篇科普短文，其中《为什么你的电脑越用越慢》一篇被校内公众号转载，阅读量 1.2 万。写科普逼我把「我以为我懂了」的地方重新想一遍——很多技术细节，写得出来才算真懂。</w:t>
+      </w:r>
+    </w:p>
+    <w:p>
+      <w:pPr>
+        <w:spacing w:before="0" w:after="120" w:lineRule="auto" w:line="360"/>
+        <w:ind w:firstLine="480"/>
+      </w:pPr>
+      <w:r>
+        <w:rPr>
+          <w:rFonts w:ascii="宋体" w:hAnsi="宋体" w:eastAsia="宋体"/>
+          <w:b w:val="0"/>
+          <w:color w:val="111827"/>
+          <w:sz w:val="24"/>
+        </w:rPr>
+        <w:t>劳动教育方面，我连续三年参加学院机房义务维护，累计工时 96 小时，负责 3 间机房 120 台机器的系统重装与软件环境配置。这件事让我第一次体会到「把事情做成」和「把事情做规范」的差别：前两年我靠手工一台台装，第三年我写了一个批量部署脚本，把单间机房的处理时间从 6 小时压到 40 分钟。</w:t>
+      </w:r>
+    </w:p>
+    <w:p>
+      <w:pPr>
+        <w:keepNext/>
+        <w:keepLines/>
+        <w:spacing w:before="360" w:after="160" w:line="360" w:lineRule="auto"/>
+      </w:pPr>
+      <w:r>
+        <w:rPr>
+          <w:rFonts w:ascii="黑体" w:hAnsi="黑体" w:eastAsia="黑体"/>
+          <w:b/>
+          <w:color w:val="111827"/>
+          <w:sz w:val="30"/>
+        </w:rPr>
+        <w:t>四、毕业去向与展望</w:t>
+      </w:r>
+    </w:p>
+    <w:p>
+      <w:pPr>
+        <w:spacing w:before="0" w:after="120" w:lineRule="auto" w:line="360"/>
+        <w:ind w:firstLine="480"/>
+      </w:pPr>
+      <w:r>
+        <w:rPr>
+          <w:rFonts w:ascii="宋体" w:hAnsi="宋体" w:eastAsia="宋体"/>
+          <w:b w:val="0"/>
+          <w:color w:val="111827"/>
+          <w:sz w:val="24"/>
+        </w:rPr>
+        <w:t>已获得 ××大学计算机学院学术型硕士推免资格，研究方向为机器人感知与自主导航。计划在研究生阶段继续深造动态环境下的自主决策问题，长期目标是进入相关领域从事研究工作。</w:t>
+      </w:r>
+    </w:p>
+    <w:p>
+      <w:pPr>
+        <w:spacing w:before="0" w:after="120" w:lineRule="auto" w:line="360"/>
+        <w:ind w:firstLine="480"/>
+      </w:pPr>
+      <w:r>
+        <w:rPr>
+          <w:rFonts w:ascii="宋体" w:hAnsi="宋体" w:eastAsia="宋体"/>
+          <w:b w:val="0"/>
+          <w:color w:val="111827"/>
+          <w:sz w:val="24"/>
+        </w:rPr>
+        <w:t>选择继续读研而不是直接工作，是因为我在实机测试里反复遇到同一个瓶颈：知道现象，说不清原因。我能观察到感知延迟导致性能下降，但没有工具去量化「延迟多少毫秒会让成功率掉几个点」这种关系。我希望能用三年时间补上这套分析能力，而不是继续做「调参工程师」。</w:t>
+      </w:r>
+    </w:p>
+    <w:p>
+      <w:pPr>
+        <w:spacing w:before="0" w:after="120" w:lineRule="auto" w:line="360"/>
+        <w:ind w:firstLine="480"/>
+      </w:pPr>
+      <w:r>
+        <w:rPr>
+          <w:rFonts w:ascii="宋体" w:hAnsi="宋体" w:eastAsia="宋体"/>
+          <w:b w:val="0"/>
+          <w:color w:val="111827"/>
+          <w:sz w:val="24"/>
+        </w:rPr>
+        <w:t>未来五年的规划分两段。研究生三年，重点补理论与系统能力——目标是能独立完成一个从建模、算法到实机验证的完整闭环，而不是只会其中一段。毕业后两年，希望进入相关领域的企业或院所，把研究做成真正能用的东西。</w:t>
+      </w:r>
+    </w:p>
+    <w:p>
+      <w:pPr>
+        <w:spacing w:before="0" w:after="120" w:lineRule="auto" w:line="360"/>
+        <w:ind w:firstLine="480"/>
+      </w:pPr>
+      <w:r>
+        <w:rPr>
+          <w:rFonts w:ascii="宋体" w:hAnsi="宋体" w:eastAsia="宋体"/>
+          <w:b w:val="0"/>
+          <w:color w:val="111827"/>
+          <w:sz w:val="24"/>
+        </w:rPr>
+        <w:t>长期看，我想做的是「让机器在不确定环境里可靠地自己走」这件事。这个方向不新，但离真正好用还有很长的距离。我愿意在这个问题上花十年，而不是每年换一个热点。</w:t>
+      </w:r>
+    </w:p>
+    <w:p>
+      <w:pPr>
+        <w:spacing w:before="0" w:after="120" w:lineRule="auto" w:line="360"/>
+        <w:ind w:firstLine="480"/>
+      </w:pPr>
+      <w:r>
+        <w:rPr>
+          <w:rFonts w:ascii="宋体" w:hAnsi="宋体" w:eastAsia="宋体"/>
+          <w:b w:val="0"/>
+          <w:color w:val="111827"/>
+          <w:sz w:val="24"/>
+        </w:rPr>
+        <w:t>关于「优秀」这件事，我的理解比较朴素：不是把所有指标都做到最好，而是在自己选定的方向上，做到「别人愿意来找你帮忙」的程度。我们班有同学绩点比我高，也有同学社会活动比我多，但在「无人机怎么调」这个问题上，同学会来问我——这让我觉得自己的四年没有白过。</w:t>
+      </w:r>
+    </w:p>
+    <w:p>
+      <w:pPr>
+        <w:spacing w:before="0" w:after="120" w:lineRule="auto" w:line="360"/>
+        <w:ind w:firstLine="480"/>
+      </w:pPr>
+      <w:r>
+        <w:rPr>
+          <w:rFonts w:ascii="宋体" w:hAnsi="宋体" w:eastAsia="宋体"/>
+          <w:b w:val="0"/>
+          <w:color w:val="111827"/>
+          <w:sz w:val="24"/>
+        </w:rPr>
+        <w:t>推免方向选择了机器人感知与自主导航，不是因为它是热点，而是因为我在无人机路径规划项目里第一次遇到「算法在仿真里很漂亮、一到实机就崩」的落差，这个落差至今没被完全解决，我想接着往下做。</w:t>
+      </w:r>
+    </w:p>
+    <w:p>
+      <w:pPr>
+        <w:spacing w:before="0" w:after="120" w:lineRule="auto" w:line="360"/>
+        <w:ind w:firstLine="480"/>
+      </w:pPr>
+      <w:r>
+        <w:rPr>
+          <w:rFonts w:ascii="宋体" w:hAnsi="宋体" w:eastAsia="宋体"/>
+          <w:b w:val="0"/>
+          <w:color w:val="111827"/>
+          <w:sz w:val="24"/>
+        </w:rPr>
+        <w:t>硕士阶段的具体打算是三条：一是把多传感器标定与时间同步这套基本功练扎实，这是所有感知工作的地基；二是在一个公开基准上做出可复现的改进，而不是只在自采数据上刷指标；三是至少完成一次真机部署，把实验室的东西推到有风、有振动、有延迟的环境里跑一遍。</w:t>
+      </w:r>
+    </w:p>
+    <w:p>
+      <w:pPr>
+        <w:spacing w:before="0" w:after="120" w:lineRule="auto" w:line="360"/>
+        <w:ind w:firstLine="480"/>
+      </w:pPr>
+      <w:r>
+        <w:rPr>
+          <w:rFonts w:ascii="宋体" w:hAnsi="宋体" w:eastAsia="宋体"/>
+          <w:b w:val="0"/>
+          <w:color w:val="111827"/>
+          <w:sz w:val="24"/>
+        </w:rPr>
+        <w:t>更长一点看，我希望毕业后进入机器人或智能装备行业做工程落地，把「论文里的方法」变成「产线上的设备」。这四年我最大的收获不是绩点，而是知道自己适合做那种需要长期打磨、短期看不到成果的事。</w:t>
+      </w:r>
+    </w:p>
+    <w:p>
+      <w:pPr>
+        <w:keepNext/>
+        <w:keepLines/>
+        <w:spacing w:before="360" w:after="160" w:line="360" w:lineRule="auto"/>
+      </w:pPr>
+      <w:r>
+        <w:rPr>
+          <w:rFonts w:ascii="黑体" w:hAnsi="黑体" w:eastAsia="黑体"/>
+          <w:b/>
+          <w:color w:val="111827"/>
+          <w:sz w:val="30"/>
+        </w:rPr>
+        <w:t>五、结语</w:t>
+      </w:r>
+    </w:p>
+    <w:p>
+      <w:pPr>
+        <w:spacing w:before="0" w:after="120" w:lineRule="auto" w:line="360"/>
+        <w:ind w:firstLine="480"/>
+      </w:pPr>
+      <w:r>
+        <w:rPr>
+          <w:rFonts w:ascii="宋体" w:hAnsi="宋体" w:eastAsia="宋体"/>
+          <w:b w:val="0"/>
+          <w:color w:val="111827"/>
+          <w:sz w:val="24"/>
+        </w:rPr>
+        <w:t>写这份材料的时候，我把四年的成绩单、获奖证书、项目文档都翻了一遍。有意思的是，让我最有触动的不是那张 91.7 分的成绩单，而是一份大二时写的、被导师批注了 27 处「逻辑不清」的开题报告。那份报告现在看确实很差，但它是我第一次认真对待一个问题的起点。</w:t>
+      </w:r>
+    </w:p>
+    <w:p>
+      <w:pPr>
+        <w:spacing w:before="0" w:after="120" w:lineRule="auto" w:line="360"/>
+        <w:ind w:firstLine="480"/>
+      </w:pPr>
+      <w:r>
+        <w:rPr>
+          <w:rFonts w:ascii="宋体" w:hAnsi="宋体" w:eastAsia="宋体"/>
+          <w:b w:val="0"/>
+          <w:color w:val="111827"/>
+          <w:sz w:val="24"/>
+        </w:rPr>
+        <w:t>如果一定要给这四年一个评价，我希望是「持续在变好」。大一时我不知道自己想要什么，大三时我知道了，并且已经在做。这个转变比任何一张证书都重要。</w:t>
+      </w:r>
+    </w:p>
+    <w:p>
+      <w:pPr>
+        <w:spacing w:before="0" w:after="120" w:lineRule="auto" w:line="360"/>
+        <w:ind w:firstLine="480"/>
+      </w:pPr>
+      <w:r>
+        <w:rPr>
+          <w:rFonts w:ascii="宋体" w:hAnsi="宋体" w:eastAsia="宋体"/>
+          <w:b w:val="0"/>
+          <w:color w:val="111827"/>
+          <w:sz w:val="24"/>
+        </w:rPr>
+        <w:t>以上情况属实，请学院审核。</w:t>
+      </w:r>
+    </w:p>
+    <w:p>
+      <w:pPr>
+        <w:keepNext/>
+        <w:keepLines/>
+        <w:spacing w:before="360" w:after="160" w:line="360" w:lineRule="auto"/>
+      </w:pPr>
+      <w:r>
+        <w:rPr>
+          <w:rFonts w:ascii="黑体" w:hAnsi="黑体" w:eastAsia="黑体"/>
+          <w:b/>
+          <w:color w:val="111827"/>
+          <w:sz w:val="30"/>
+        </w:rPr>
+        <w:t>六、审核意见</w:t>
       </w:r>
     </w:p>
     <w:tbl>
@@ -630,1548 +1383,175 @@
         <w:tblStyle w:val="TableGrid"/>
         <w:tblW w:type="auto" w:w="0"/>
         <w:jc w:val="center"/>
+        <w:tblLayout w:type="fixed"/>
         <w:tblLook w:firstColumn="1" w:firstRow="1" w:lastColumn="0" w:lastRow="0" w:noHBand="0" w:noVBand="1" w:val="04A0"/>
+        <w:tblLayout w:type="fixed"/>
       </w:tblPr>
       <w:tblGrid>
-        <w:gridCol w:w="3024"/>
-        <w:gridCol w:w="3024"/>
-        <w:gridCol w:w="3024"/>
+        <w:gridCol w:w="8731"/>
       </w:tblGrid>
       <w:tr>
+        <w:trPr>
+          <w:cantSplit/>
+        </w:trPr>
         <w:tc>
           <w:tcPr>
-            <w:tcW w:type="dxa" w:w="4535"/>
-            <w:vAlign w:val="center"/>
+            <w:tcW w:type="dxa" w:w="8731"/>
           </w:tcPr>
           <w:p>
             <w:pPr>
-              <w:spacing w:line="300" w:lineRule="auto"/>
-              <w:jc w:val="center"/>
+              <w:keepNext/>
+              <w:keepLines/>
+              <w:spacing w:before="40" w:after="40"/>
             </w:pPr>
-            <w:r/>
             <w:r>
               <w:rPr>
-                <w:rFonts w:ascii="宋体" w:hAnsi="宋体" w:eastAsia="宋体"/>
+                <w:rFonts w:ascii="黑体" w:hAnsi="黑体" w:eastAsia="黑体"/>
                 <w:b/>
+                <w:color w:val="111827"/>
                 <w:sz w:val="21"/>
               </w:rPr>
-              <w:t>课程名称</w:t>
-            </w:r>
-          </w:p>
-        </w:tc>
-        <w:tc>
-          <w:tcPr>
-            <w:tcW w:type="dxa" w:w="1701"/>
-            <w:vAlign w:val="center"/>
-          </w:tcPr>
-          <w:p>
-            <w:pPr>
-              <w:spacing w:line="300" w:lineRule="auto"/>
-              <w:jc w:val="center"/>
-            </w:pPr>
-            <w:r/>
-            <w:r>
-              <w:rPr>
-                <w:rFonts w:ascii="宋体" w:hAnsi="宋体" w:eastAsia="宋体"/>
-                <w:b/>
-                <w:sz w:val="21"/>
-              </w:rPr>
-              <w:t>学分</w:t>
-            </w:r>
-          </w:p>
-        </w:tc>
-        <w:tc>
-          <w:tcPr>
-            <w:tcW w:type="dxa" w:w="1701"/>
-            <w:vAlign w:val="center"/>
-          </w:tcPr>
-          <w:p>
-            <w:pPr>
-              <w:spacing w:line="300" w:lineRule="auto"/>
-              <w:jc w:val="center"/>
-            </w:pPr>
-            <w:r/>
-            <w:r>
-              <w:rPr>
-                <w:rFonts w:ascii="宋体" w:hAnsi="宋体" w:eastAsia="宋体"/>
-                <w:b/>
-                <w:sz w:val="21"/>
-              </w:rPr>
-              <w:t>成绩</w:t>
+              <w:t>申请人签字</w:t>
             </w:r>
           </w:p>
         </w:tc>
       </w:tr>
       <w:tr>
+        <w:trPr>
+          <w:trHeight w:val="1020" w:hRule="atLeast"/>
+          <w:cantSplit/>
+        </w:trPr>
         <w:tc>
           <w:tcPr>
-            <w:tcW w:type="dxa" w:w="4535"/>
-            <w:vAlign w:val="center"/>
+            <w:tcW w:type="dxa" w:w="8731"/>
           </w:tcPr>
           <w:p>
             <w:pPr>
-              <w:spacing w:line="300" w:lineRule="auto"/>
-              <w:jc w:val="center"/>
+              <w:keepNext/>
+              <w:keepLines/>
+              <w:spacing w:before="0" w:after="0"/>
             </w:pPr>
-            <w:r/>
+          </w:p>
+        </w:tc>
+      </w:tr>
+      <w:tr>
+        <w:trPr>
+          <w:cantSplit/>
+        </w:trPr>
+        <w:tc>
+          <w:tcPr>
+            <w:tcW w:type="dxa" w:w="8731"/>
+          </w:tcPr>
+          <w:p>
+            <w:pPr>
+              <w:keepNext/>
+              <w:keepLines/>
+              <w:spacing w:before="80" w:after="80"/>
+              <w:jc w:val="right"/>
+            </w:pPr>
             <w:r>
               <w:rPr>
                 <w:rFonts w:ascii="宋体" w:hAnsi="宋体" w:eastAsia="宋体"/>
                 <w:b w:val="0"/>
+                <w:color w:val="6B7280"/>
                 <w:sz w:val="21"/>
               </w:rPr>
-              <w:t>数据结构</w:t>
-            </w:r>
-          </w:p>
-        </w:tc>
-        <w:tc>
-          <w:tcPr>
-            <w:tcW w:type="dxa" w:w="1701"/>
-            <w:vAlign w:val="center"/>
-          </w:tcPr>
-          <w:p>
-            <w:pPr>
-              <w:spacing w:line="300" w:lineRule="auto"/>
-              <w:jc w:val="center"/>
-            </w:pPr>
-            <w:r/>
-            <w:r>
-              <w:rPr>
-                <w:rFonts w:ascii="宋体" w:hAnsi="宋体" w:eastAsia="宋体"/>
-                <w:b w:val="0"/>
-                <w:sz w:val="21"/>
-              </w:rPr>
-              <w:t>4</w:t>
-            </w:r>
-          </w:p>
-        </w:tc>
-        <w:tc>
-          <w:tcPr>
-            <w:tcW w:type="dxa" w:w="1701"/>
-            <w:vAlign w:val="center"/>
-          </w:tcPr>
-          <w:p>
-            <w:pPr>
-              <w:spacing w:line="300" w:lineRule="auto"/>
-              <w:jc w:val="center"/>
-            </w:pPr>
-            <w:r/>
-            <w:r>
-              <w:rPr>
-                <w:rFonts w:ascii="宋体" w:hAnsi="宋体" w:eastAsia="宋体"/>
-                <w:b w:val="0"/>
-                <w:sz w:val="21"/>
-              </w:rPr>
-              <w:t>92</w:t>
+              <w:t>签字：＿＿＿＿＿＿＿＿　　　日期：　　年　　月　　日</w:t>
             </w:r>
           </w:p>
         </w:tc>
       </w:tr>
       <w:tr>
+        <w:trPr>
+          <w:cantSplit/>
+        </w:trPr>
         <w:tc>
           <w:tcPr>
-            <w:tcW w:type="dxa" w:w="4535"/>
-            <w:vAlign w:val="center"/>
+            <w:tcW w:type="dxa" w:w="8731"/>
           </w:tcPr>
           <w:p>
             <w:pPr>
-              <w:spacing w:line="300" w:lineRule="auto"/>
-              <w:jc w:val="center"/>
+              <w:keepNext/>
+              <w:keepLines/>
+              <w:spacing w:before="40" w:after="40"/>
             </w:pPr>
-            <w:r/>
             <w:r>
               <w:rPr>
-                <w:rFonts w:ascii="宋体" w:hAnsi="宋体" w:eastAsia="宋体"/>
-                <w:b w:val="0"/>
+                <w:rFonts w:ascii="黑体" w:hAnsi="黑体" w:eastAsia="黑体"/>
+                <w:b/>
+                <w:color w:val="111827"/>
                 <w:sz w:val="21"/>
               </w:rPr>
-              <w:t>操作系统</w:t>
-            </w:r>
-          </w:p>
-        </w:tc>
-        <w:tc>
-          <w:tcPr>
-            <w:tcW w:type="dxa" w:w="1701"/>
-            <w:vAlign w:val="center"/>
-          </w:tcPr>
-          <w:p>
-            <w:pPr>
-              <w:spacing w:line="300" w:lineRule="auto"/>
-              <w:jc w:val="center"/>
-            </w:pPr>
-            <w:r/>
-            <w:r>
-              <w:rPr>
-                <w:rFonts w:ascii="宋体" w:hAnsi="宋体" w:eastAsia="宋体"/>
-                <w:b w:val="0"/>
-                <w:sz w:val="21"/>
-              </w:rPr>
-              <w:t>4</w:t>
-            </w:r>
-          </w:p>
-        </w:tc>
-        <w:tc>
-          <w:tcPr>
-            <w:tcW w:type="dxa" w:w="1701"/>
-            <w:vAlign w:val="center"/>
-          </w:tcPr>
-          <w:p>
-            <w:pPr>
-              <w:spacing w:line="300" w:lineRule="auto"/>
-              <w:jc w:val="center"/>
-            </w:pPr>
-            <w:r/>
-            <w:r>
-              <w:rPr>
-                <w:rFonts w:ascii="宋体" w:hAnsi="宋体" w:eastAsia="宋体"/>
-                <w:b w:val="0"/>
-                <w:sz w:val="21"/>
-              </w:rPr>
-              <w:t>94</w:t>
+              <w:t>学院审核意见</w:t>
             </w:r>
           </w:p>
         </w:tc>
       </w:tr>
       <w:tr>
+        <w:trPr>
+          <w:trHeight w:val="1020" w:hRule="atLeast"/>
+          <w:cantSplit/>
+        </w:trPr>
         <w:tc>
           <w:tcPr>
-            <w:tcW w:type="dxa" w:w="4535"/>
-            <w:vAlign w:val="center"/>
+            <w:tcW w:type="dxa" w:w="8731"/>
           </w:tcPr>
           <w:p>
             <w:pPr>
-              <w:spacing w:line="300" w:lineRule="auto"/>
-              <w:jc w:val="center"/>
+              <w:keepNext/>
+              <w:keepLines/>
+              <w:spacing w:before="0" w:after="0"/>
             </w:pPr>
-            <w:r/>
+          </w:p>
+        </w:tc>
+      </w:tr>
+      <w:tr>
+        <w:trPr>
+          <w:cantSplit/>
+        </w:trPr>
+        <w:tc>
+          <w:tcPr>
+            <w:tcW w:type="dxa" w:w="8731"/>
+          </w:tcPr>
+          <w:p>
+            <w:pPr>
+              <w:spacing w:before="80" w:after="80"/>
+              <w:jc w:val="right"/>
+            </w:pPr>
             <w:r>
               <w:rPr>
                 <w:rFonts w:ascii="宋体" w:hAnsi="宋体" w:eastAsia="宋体"/>
                 <w:b w:val="0"/>
+                <w:color w:val="6B7280"/>
                 <w:sz w:val="21"/>
               </w:rPr>
-              <w:t>计算机网络</w:t>
-            </w:r>
-          </w:p>
-        </w:tc>
-        <w:tc>
-          <w:tcPr>
-            <w:tcW w:type="dxa" w:w="1701"/>
-            <w:vAlign w:val="center"/>
-          </w:tcPr>
-          <w:p>
-            <w:pPr>
-              <w:spacing w:line="300" w:lineRule="auto"/>
-              <w:jc w:val="center"/>
-            </w:pPr>
-            <w:r/>
-            <w:r>
-              <w:rPr>
-                <w:rFonts w:ascii="宋体" w:hAnsi="宋体" w:eastAsia="宋体"/>
-                <w:b w:val="0"/>
-                <w:sz w:val="21"/>
-              </w:rPr>
-              <w:t>3</w:t>
-            </w:r>
-          </w:p>
-        </w:tc>
-        <w:tc>
-          <w:tcPr>
-            <w:tcW w:type="dxa" w:w="1701"/>
-            <w:vAlign w:val="center"/>
-          </w:tcPr>
-          <w:p>
-            <w:pPr>
-              <w:spacing w:line="300" w:lineRule="auto"/>
-              <w:jc w:val="center"/>
-            </w:pPr>
-            <w:r/>
-            <w:r>
-              <w:rPr>
-                <w:rFonts w:ascii="宋体" w:hAnsi="宋体" w:eastAsia="宋体"/>
-                <w:b w:val="0"/>
-                <w:sz w:val="21"/>
-              </w:rPr>
-              <w:t>91</w:t>
-            </w:r>
-          </w:p>
-        </w:tc>
-      </w:tr>
-      <w:tr>
-        <w:tc>
-          <w:tcPr>
-            <w:tcW w:type="dxa" w:w="4535"/>
-            <w:vAlign w:val="center"/>
-          </w:tcPr>
-          <w:p>
-            <w:pPr>
-              <w:spacing w:line="300" w:lineRule="auto"/>
-              <w:jc w:val="center"/>
-            </w:pPr>
-            <w:r/>
-            <w:r>
-              <w:rPr>
-                <w:rFonts w:ascii="宋体" w:hAnsi="宋体" w:eastAsia="宋体"/>
-                <w:b w:val="0"/>
-                <w:sz w:val="21"/>
-              </w:rPr>
-              <w:t>数据库原理</w:t>
-            </w:r>
-          </w:p>
-        </w:tc>
-        <w:tc>
-          <w:tcPr>
-            <w:tcW w:type="dxa" w:w="1701"/>
-            <w:vAlign w:val="center"/>
-          </w:tcPr>
-          <w:p>
-            <w:pPr>
-              <w:spacing w:line="300" w:lineRule="auto"/>
-              <w:jc w:val="center"/>
-            </w:pPr>
-            <w:r/>
-            <w:r>
-              <w:rPr>
-                <w:rFonts w:ascii="宋体" w:hAnsi="宋体" w:eastAsia="宋体"/>
-                <w:b w:val="0"/>
-                <w:sz w:val="21"/>
-              </w:rPr>
-              <w:t>3</w:t>
-            </w:r>
-          </w:p>
-        </w:tc>
-        <w:tc>
-          <w:tcPr>
-            <w:tcW w:type="dxa" w:w="1701"/>
-            <w:vAlign w:val="center"/>
-          </w:tcPr>
-          <w:p>
-            <w:pPr>
-              <w:spacing w:line="300" w:lineRule="auto"/>
-              <w:jc w:val="center"/>
-            </w:pPr>
-            <w:r/>
-            <w:r>
-              <w:rPr>
-                <w:rFonts w:ascii="宋体" w:hAnsi="宋体" w:eastAsia="宋体"/>
-                <w:b w:val="0"/>
-                <w:sz w:val="21"/>
-              </w:rPr>
-              <w:t>93</w:t>
-            </w:r>
-          </w:p>
-        </w:tc>
-      </w:tr>
-      <w:tr>
-        <w:tc>
-          <w:tcPr>
-            <w:tcW w:type="dxa" w:w="4535"/>
-            <w:vAlign w:val="center"/>
-          </w:tcPr>
-          <w:p>
-            <w:pPr>
-              <w:spacing w:line="300" w:lineRule="auto"/>
-              <w:jc w:val="center"/>
-            </w:pPr>
-            <w:r/>
-            <w:r>
-              <w:rPr>
-                <w:rFonts w:ascii="宋体" w:hAnsi="宋体" w:eastAsia="宋体"/>
-                <w:b w:val="0"/>
-                <w:sz w:val="21"/>
-              </w:rPr>
-              <w:t>计算机组成原理</w:t>
-            </w:r>
-          </w:p>
-        </w:tc>
-        <w:tc>
-          <w:tcPr>
-            <w:tcW w:type="dxa" w:w="1701"/>
-            <w:vAlign w:val="center"/>
-          </w:tcPr>
-          <w:p>
-            <w:pPr>
-              <w:spacing w:line="300" w:lineRule="auto"/>
-              <w:jc w:val="center"/>
-            </w:pPr>
-            <w:r/>
-            <w:r>
-              <w:rPr>
-                <w:rFonts w:ascii="宋体" w:hAnsi="宋体" w:eastAsia="宋体"/>
-                <w:b w:val="0"/>
-                <w:sz w:val="21"/>
-              </w:rPr>
-              <w:t>4</w:t>
-            </w:r>
-          </w:p>
-        </w:tc>
-        <w:tc>
-          <w:tcPr>
-            <w:tcW w:type="dxa" w:w="1701"/>
-            <w:vAlign w:val="center"/>
-          </w:tcPr>
-          <w:p>
-            <w:pPr>
-              <w:spacing w:line="300" w:lineRule="auto"/>
-              <w:jc w:val="center"/>
-            </w:pPr>
-            <w:r/>
-            <w:r>
-              <w:rPr>
-                <w:rFonts w:ascii="宋体" w:hAnsi="宋体" w:eastAsia="宋体"/>
-                <w:b w:val="0"/>
-                <w:sz w:val="21"/>
-              </w:rPr>
-              <w:t>90</w:t>
-            </w:r>
-          </w:p>
-        </w:tc>
-      </w:tr>
-      <w:tr>
-        <w:tc>
-          <w:tcPr>
-            <w:tcW w:type="dxa" w:w="4535"/>
-            <w:vAlign w:val="center"/>
-          </w:tcPr>
-          <w:p>
-            <w:pPr>
-              <w:spacing w:line="300" w:lineRule="auto"/>
-              <w:jc w:val="center"/>
-            </w:pPr>
-            <w:r/>
-            <w:r>
-              <w:rPr>
-                <w:rFonts w:ascii="宋体" w:hAnsi="宋体" w:eastAsia="宋体"/>
-                <w:b w:val="0"/>
-                <w:sz w:val="21"/>
-              </w:rPr>
-              <w:t>算法设计与分析</w:t>
-            </w:r>
-          </w:p>
-        </w:tc>
-        <w:tc>
-          <w:tcPr>
-            <w:tcW w:type="dxa" w:w="1701"/>
-            <w:vAlign w:val="center"/>
-          </w:tcPr>
-          <w:p>
-            <w:pPr>
-              <w:spacing w:line="300" w:lineRule="auto"/>
-              <w:jc w:val="center"/>
-            </w:pPr>
-            <w:r/>
-            <w:r>
-              <w:rPr>
-                <w:rFonts w:ascii="宋体" w:hAnsi="宋体" w:eastAsia="宋体"/>
-                <w:b w:val="0"/>
-                <w:sz w:val="21"/>
-              </w:rPr>
-              <w:t>3</w:t>
-            </w:r>
-          </w:p>
-        </w:tc>
-        <w:tc>
-          <w:tcPr>
-            <w:tcW w:type="dxa" w:w="1701"/>
-            <w:vAlign w:val="center"/>
-          </w:tcPr>
-          <w:p>
-            <w:pPr>
-              <w:spacing w:line="300" w:lineRule="auto"/>
-              <w:jc w:val="center"/>
-            </w:pPr>
-            <w:r/>
-            <w:r>
-              <w:rPr>
-                <w:rFonts w:ascii="宋体" w:hAnsi="宋体" w:eastAsia="宋体"/>
-                <w:b w:val="0"/>
-                <w:sz w:val="21"/>
-              </w:rPr>
-              <w:t>95</w:t>
+              <w:t>签字：＿＿＿＿＿＿＿＿　　　日期：　　年　　月　　日</w:t>
             </w:r>
           </w:p>
         </w:tc>
       </w:tr>
     </w:tbl>
-    <w:p/>
     <w:p>
       <w:pPr>
-        <w:spacing w:line="360" w:lineRule="auto" w:before="0" w:after="0"/>
-        <w:ind w:firstLine="480"/>
-        <w:jc w:val="left"/>
+        <w:spacing w:before="0" w:after="0" w:line="240" w:lineRule="exact"/>
       </w:pPr>
       <w:r>
         <w:rPr>
           <w:rFonts w:ascii="宋体" w:hAnsi="宋体" w:eastAsia="宋体"/>
           <w:b w:val="0"/>
-          <w:sz w:val="24"/>
+          <w:color w:val="111827"/>
+          <w:sz w:val="16"/>
         </w:rPr>
-        <w:t>数据结构 92、操作系统 94、算法设计与分析 95，专业核心课平均 93 分，全部 90+。CET-4 568 分、CET-6 542 分，能熟练阅读英文文献；计算机二级 C 语言（优秀）、三级数据库技术。4 年获国家奖学金 1 次（2024 学年）、校级一等奖学金 3 次（2022/2023/2025 学年）。毕业设计《基于对比学习的法律问答系统》已通过中期检查，导师为张教授。</w:t>
-      </w:r>
-    </w:p>
-    <w:p>
-      <w:pPr>
-        <w:spacing w:line="360" w:lineRule="auto" w:before="120" w:after="60"/>
-        <w:ind w:firstLine="480"/>
-        <w:jc w:val="left"/>
-      </w:pPr>
-      <w:r>
-        <w:rPr>
-          <w:rFonts w:ascii="黑体" w:hAnsi="黑体" w:eastAsia="黑体"/>
-          <w:b/>
-          <w:sz w:val="24"/>
-        </w:rPr>
-        <w:t>三、科研创新</w:t>
-      </w:r>
-    </w:p>
-    <w:p>
-      <w:pPr>
-        <w:spacing w:line="360" w:lineRule="auto" w:before="0" w:after="0"/>
-        <w:ind w:firstLine="480"/>
-        <w:jc w:val="left"/>
-      </w:pPr>
-      <w:r>
-        <w:rPr>
-          <w:rFonts w:ascii="宋体" w:hAnsi="宋体" w:eastAsia="宋体"/>
-          <w:b w:val="0"/>
-          <w:sz w:val="24"/>
-        </w:rPr>
-        <w:t>主持《分布式光伏故障智能诊断系统》（国家级大创项目），2024.03-2025.03，发表 SCI 论文 1 篇（第一作者），申请发明专利 1 项，项目结题评估优秀。</w:t>
-      </w:r>
-    </w:p>
-    <w:p>
-      <w:pPr>
-        <w:spacing w:line="360" w:lineRule="auto" w:before="0" w:after="0"/>
-        <w:ind w:firstLine="480"/>
-        <w:jc w:val="left"/>
-      </w:pPr>
-      <w:r>
-        <w:rPr>
-          <w:rFonts w:ascii="宋体" w:hAnsi="宋体" w:eastAsia="宋体"/>
-          <w:b w:val="0"/>
-          <w:sz w:val="24"/>
-        </w:rPr>
-        <w:t>以第一作者在《Knowledge-Based Systems》（SCI 二区），IF 5.2发表论文《基于对比学习的法律问答系统》，2025.03 见刊；以第二作者在《EMNLP 2024》（CCF-B 类会议）发表论文《A Contrastive Learning Approach for Legal QA》，2024.11 见刊。</w:t>
-      </w:r>
-    </w:p>
-    <w:p>
-      <w:pPr>
-        <w:spacing w:line="360" w:lineRule="auto" w:before="0" w:after="0"/>
-        <w:ind w:firstLine="480"/>
-        <w:jc w:val="left"/>
-      </w:pPr>
-      <w:r>
-        <w:rPr>
-          <w:rFonts w:ascii="宋体" w:hAnsi="宋体" w:eastAsia="宋体"/>
-          <w:b w:val="0"/>
-          <w:sz w:val="24"/>
-        </w:rPr>
-        <w:t>作为第一发明人申请发明专利专利《一种基于对比学习的法律问答方法》（实质审查中）。</w:t>
-      </w:r>
-    </w:p>
-    <w:p>
-      <w:pPr>
-        <w:spacing w:line="360" w:lineRule="auto" w:before="0" w:after="0"/>
-        <w:ind w:firstLine="480"/>
-        <w:jc w:val="left"/>
-      </w:pPr>
-      <w:r>
-        <w:rPr>
-          <w:rFonts w:ascii="宋体" w:hAnsi="宋体" w:eastAsia="宋体"/>
-          <w:b w:val="0"/>
-          <w:sz w:val="24"/>
-        </w:rPr>
-        <w:t>学科竞赛方面，2024.05 全国大学生数学建模竞赛 国家二等奖（队长，负责整体建模与论文主笔）；2024.11 中国大学生计算机设计大赛 省级一等奖（核心成员，负责前端开发）。</w:t>
-      </w:r>
-    </w:p>
-    <w:p>
-      <w:pPr>
-        <w:spacing w:line="360" w:lineRule="auto" w:before="60" w:after="60"/>
-        <w:ind w:firstLine="480"/>
-        <w:jc w:val="left"/>
-      </w:pPr>
-      <w:r>
-        <w:rPr>
-          <w:rFonts w:ascii="宋体" w:hAnsi="宋体" w:eastAsia="宋体"/>
-          <w:b w:val="0"/>
-          <w:sz w:val="24"/>
-        </w:rPr>
-        <w:t>科研创新成果汇总：</w:t>
-      </w:r>
-    </w:p>
-    <w:tbl>
-      <w:tblPr>
-        <w:tblStyle w:val="TableGrid"/>
-        <w:tblW w:type="auto" w:w="0"/>
-        <w:jc w:val="center"/>
-        <w:tblLook w:firstColumn="1" w:firstRow="1" w:lastColumn="0" w:lastRow="0" w:noHBand="0" w:noVBand="1" w:val="04A0"/>
-      </w:tblPr>
-      <w:tblGrid>
-        <w:gridCol w:w="1814"/>
-        <w:gridCol w:w="1814"/>
-        <w:gridCol w:w="1814"/>
-        <w:gridCol w:w="1814"/>
-        <w:gridCol w:w="1814"/>
-      </w:tblGrid>
-      <w:tr>
-        <w:tc>
-          <w:tcPr>
-            <w:tcW w:type="dxa" w:w="850"/>
-            <w:vAlign w:val="center"/>
-          </w:tcPr>
-          <w:p>
-            <w:pPr>
-              <w:spacing w:line="300" w:lineRule="auto"/>
-              <w:jc w:val="center"/>
-            </w:pPr>
-            <w:r/>
-            <w:r>
-              <w:rPr>
-                <w:rFonts w:ascii="宋体" w:hAnsi="宋体" w:eastAsia="宋体"/>
-                <w:b/>
-                <w:sz w:val="21"/>
-              </w:rPr>
-              <w:t>类别</w:t>
-            </w:r>
-          </w:p>
-        </w:tc>
-        <w:tc>
-          <w:tcPr>
-            <w:tcW w:type="dxa" w:w="2835"/>
-            <w:vAlign w:val="center"/>
-          </w:tcPr>
-          <w:p>
-            <w:pPr>
-              <w:spacing w:line="300" w:lineRule="auto"/>
-              <w:jc w:val="center"/>
-            </w:pPr>
-            <w:r/>
-            <w:r>
-              <w:rPr>
-                <w:rFonts w:ascii="宋体" w:hAnsi="宋体" w:eastAsia="宋体"/>
-                <w:b/>
-                <w:sz w:val="21"/>
-              </w:rPr>
-              <w:t>名称</w:t>
-            </w:r>
-          </w:p>
-        </w:tc>
-        <w:tc>
-          <w:tcPr>
-            <w:tcW w:type="dxa" w:w="1417"/>
-            <w:vAlign w:val="center"/>
-          </w:tcPr>
-          <w:p>
-            <w:pPr>
-              <w:spacing w:line="300" w:lineRule="auto"/>
-              <w:jc w:val="center"/>
-            </w:pPr>
-            <w:r/>
-            <w:r>
-              <w:rPr>
-                <w:rFonts w:ascii="宋体" w:hAnsi="宋体" w:eastAsia="宋体"/>
-                <w:b/>
-                <w:sz w:val="21"/>
-              </w:rPr>
-              <w:t>级别</w:t>
-            </w:r>
-          </w:p>
-        </w:tc>
-        <w:tc>
-          <w:tcPr>
-            <w:tcW w:type="dxa" w:w="1134"/>
-            <w:vAlign w:val="center"/>
-          </w:tcPr>
-          <w:p>
-            <w:pPr>
-              <w:spacing w:line="300" w:lineRule="auto"/>
-              <w:jc w:val="center"/>
-            </w:pPr>
-            <w:r/>
-            <w:r>
-              <w:rPr>
-                <w:rFonts w:ascii="宋体" w:hAnsi="宋体" w:eastAsia="宋体"/>
-                <w:b/>
-                <w:sz w:val="21"/>
-              </w:rPr>
-              <w:t>角色</w:t>
-            </w:r>
-          </w:p>
-        </w:tc>
-        <w:tc>
-          <w:tcPr>
-            <w:tcW w:type="dxa" w:w="1701"/>
-            <w:vAlign w:val="center"/>
-          </w:tcPr>
-          <w:p>
-            <w:pPr>
-              <w:spacing w:line="300" w:lineRule="auto"/>
-              <w:jc w:val="center"/>
-            </w:pPr>
-            <w:r/>
-            <w:r>
-              <w:rPr>
-                <w:rFonts w:ascii="宋体" w:hAnsi="宋体" w:eastAsia="宋体"/>
-                <w:b/>
-                <w:sz w:val="21"/>
-              </w:rPr>
-              <w:t>时间</w:t>
-            </w:r>
-          </w:p>
-        </w:tc>
-      </w:tr>
-      <w:tr>
-        <w:tc>
-          <w:tcPr>
-            <w:tcW w:type="dxa" w:w="850"/>
-            <w:vAlign w:val="center"/>
-          </w:tcPr>
-          <w:p>
-            <w:pPr>
-              <w:spacing w:line="300" w:lineRule="auto"/>
-              <w:jc w:val="center"/>
-            </w:pPr>
-            <w:r/>
-            <w:r>
-              <w:rPr>
-                <w:rFonts w:ascii="宋体" w:hAnsi="宋体" w:eastAsia="宋体"/>
-                <w:b w:val="0"/>
-                <w:sz w:val="21"/>
-              </w:rPr>
-              <w:t>大创</w:t>
-            </w:r>
-          </w:p>
-        </w:tc>
-        <w:tc>
-          <w:tcPr>
-            <w:tcW w:type="dxa" w:w="2835"/>
-            <w:vAlign w:val="center"/>
-          </w:tcPr>
-          <w:p>
-            <w:pPr>
-              <w:spacing w:line="300" w:lineRule="auto"/>
-              <w:jc w:val="center"/>
-            </w:pPr>
-            <w:r/>
-            <w:r>
-              <w:rPr>
-                <w:rFonts w:ascii="宋体" w:hAnsi="宋体" w:eastAsia="宋体"/>
-                <w:b w:val="0"/>
-                <w:sz w:val="21"/>
-              </w:rPr>
-              <w:t>分布式光伏故障智能诊断系统</w:t>
-            </w:r>
-          </w:p>
-        </w:tc>
-        <w:tc>
-          <w:tcPr>
-            <w:tcW w:type="dxa" w:w="1417"/>
-            <w:vAlign w:val="center"/>
-          </w:tcPr>
-          <w:p>
-            <w:pPr>
-              <w:spacing w:line="300" w:lineRule="auto"/>
-              <w:jc w:val="center"/>
-            </w:pPr>
-            <w:r/>
-            <w:r>
-              <w:rPr>
-                <w:rFonts w:ascii="宋体" w:hAnsi="宋体" w:eastAsia="宋体"/>
-                <w:b w:val="0"/>
-                <w:sz w:val="21"/>
-              </w:rPr>
-              <w:t>国家级大创项目</w:t>
-            </w:r>
-          </w:p>
-        </w:tc>
-        <w:tc>
-          <w:tcPr>
-            <w:tcW w:type="dxa" w:w="1134"/>
-            <w:vAlign w:val="center"/>
-          </w:tcPr>
-          <w:p>
-            <w:pPr>
-              <w:spacing w:line="300" w:lineRule="auto"/>
-              <w:jc w:val="center"/>
-            </w:pPr>
-            <w:r/>
-            <w:r>
-              <w:rPr>
-                <w:rFonts w:ascii="宋体" w:hAnsi="宋体" w:eastAsia="宋体"/>
-                <w:b w:val="0"/>
-                <w:sz w:val="21"/>
-              </w:rPr>
-              <w:t>主持</w:t>
-            </w:r>
-          </w:p>
-        </w:tc>
-        <w:tc>
-          <w:tcPr>
-            <w:tcW w:type="dxa" w:w="1701"/>
-            <w:vAlign w:val="center"/>
-          </w:tcPr>
-          <w:p>
-            <w:pPr>
-              <w:spacing w:line="300" w:lineRule="auto"/>
-              <w:jc w:val="center"/>
-            </w:pPr>
-            <w:r/>
-            <w:r>
-              <w:rPr>
-                <w:rFonts w:ascii="宋体" w:hAnsi="宋体" w:eastAsia="宋体"/>
-                <w:b w:val="0"/>
-                <w:sz w:val="21"/>
-              </w:rPr>
-              <w:t>2024.03-2025.03</w:t>
-            </w:r>
-          </w:p>
-        </w:tc>
-      </w:tr>
-      <w:tr>
-        <w:tc>
-          <w:tcPr>
-            <w:tcW w:type="dxa" w:w="850"/>
-            <w:vAlign w:val="center"/>
-          </w:tcPr>
-          <w:p>
-            <w:pPr>
-              <w:spacing w:line="300" w:lineRule="auto"/>
-              <w:jc w:val="center"/>
-            </w:pPr>
-            <w:r/>
-            <w:r>
-              <w:rPr>
-                <w:rFonts w:ascii="宋体" w:hAnsi="宋体" w:eastAsia="宋体"/>
-                <w:b w:val="0"/>
-                <w:sz w:val="21"/>
-              </w:rPr>
-              <w:t>论文</w:t>
-            </w:r>
-          </w:p>
-        </w:tc>
-        <w:tc>
-          <w:tcPr>
-            <w:tcW w:type="dxa" w:w="2835"/>
-            <w:vAlign w:val="center"/>
-          </w:tcPr>
-          <w:p>
-            <w:pPr>
-              <w:spacing w:line="300" w:lineRule="auto"/>
-              <w:jc w:val="center"/>
-            </w:pPr>
-            <w:r/>
-            <w:r>
-              <w:rPr>
-                <w:rFonts w:ascii="宋体" w:hAnsi="宋体" w:eastAsia="宋体"/>
-                <w:b w:val="0"/>
-                <w:sz w:val="21"/>
-              </w:rPr>
-              <w:t>基于对比学习的法律问答系统</w:t>
-            </w:r>
-          </w:p>
-        </w:tc>
-        <w:tc>
-          <w:tcPr>
-            <w:tcW w:type="dxa" w:w="1417"/>
-            <w:vAlign w:val="center"/>
-          </w:tcPr>
-          <w:p>
-            <w:pPr>
-              <w:spacing w:line="300" w:lineRule="auto"/>
-              <w:jc w:val="center"/>
-            </w:pPr>
-            <w:r/>
-            <w:r>
-              <w:rPr>
-                <w:rFonts w:ascii="宋体" w:hAnsi="宋体" w:eastAsia="宋体"/>
-                <w:b w:val="0"/>
-                <w:sz w:val="21"/>
-              </w:rPr>
-              <w:t>SCI 二区</w:t>
-            </w:r>
-          </w:p>
-        </w:tc>
-        <w:tc>
-          <w:tcPr>
-            <w:tcW w:type="dxa" w:w="1134"/>
-            <w:vAlign w:val="center"/>
-          </w:tcPr>
-          <w:p>
-            <w:pPr>
-              <w:spacing w:line="300" w:lineRule="auto"/>
-              <w:jc w:val="center"/>
-            </w:pPr>
-            <w:r/>
-            <w:r>
-              <w:rPr>
-                <w:rFonts w:ascii="宋体" w:hAnsi="宋体" w:eastAsia="宋体"/>
-                <w:b w:val="0"/>
-                <w:sz w:val="21"/>
-              </w:rPr>
-              <w:t>第一作者</w:t>
-            </w:r>
-          </w:p>
-        </w:tc>
-        <w:tc>
-          <w:tcPr>
-            <w:tcW w:type="dxa" w:w="1701"/>
-            <w:vAlign w:val="center"/>
-          </w:tcPr>
-          <w:p>
-            <w:pPr>
-              <w:spacing w:line="300" w:lineRule="auto"/>
-              <w:jc w:val="center"/>
-            </w:pPr>
-            <w:r/>
-            <w:r>
-              <w:rPr>
-                <w:rFonts w:ascii="宋体" w:hAnsi="宋体" w:eastAsia="宋体"/>
-                <w:b w:val="0"/>
-                <w:sz w:val="21"/>
-              </w:rPr>
-              <w:t>2025.03</w:t>
-            </w:r>
-          </w:p>
-        </w:tc>
-      </w:tr>
-      <w:tr>
-        <w:tc>
-          <w:tcPr>
-            <w:tcW w:type="dxa" w:w="850"/>
-            <w:vAlign w:val="center"/>
-          </w:tcPr>
-          <w:p>
-            <w:pPr>
-              <w:spacing w:line="300" w:lineRule="auto"/>
-              <w:jc w:val="center"/>
-            </w:pPr>
-            <w:r/>
-            <w:r>
-              <w:rPr>
-                <w:rFonts w:ascii="宋体" w:hAnsi="宋体" w:eastAsia="宋体"/>
-                <w:b w:val="0"/>
-                <w:sz w:val="21"/>
-              </w:rPr>
-              <w:t>论文</w:t>
-            </w:r>
-          </w:p>
-        </w:tc>
-        <w:tc>
-          <w:tcPr>
-            <w:tcW w:type="dxa" w:w="2835"/>
-            <w:vAlign w:val="center"/>
-          </w:tcPr>
-          <w:p>
-            <w:pPr>
-              <w:spacing w:line="300" w:lineRule="auto"/>
-              <w:jc w:val="center"/>
-            </w:pPr>
-            <w:r/>
-            <w:r>
-              <w:rPr>
-                <w:rFonts w:ascii="宋体" w:hAnsi="宋体" w:eastAsia="宋体"/>
-                <w:b w:val="0"/>
-                <w:sz w:val="21"/>
-              </w:rPr>
-              <w:t>A Contrastive Learning Approach for Legal QA</w:t>
-            </w:r>
-          </w:p>
-        </w:tc>
-        <w:tc>
-          <w:tcPr>
-            <w:tcW w:type="dxa" w:w="1417"/>
-            <w:vAlign w:val="center"/>
-          </w:tcPr>
-          <w:p>
-            <w:pPr>
-              <w:spacing w:line="300" w:lineRule="auto"/>
-              <w:jc w:val="center"/>
-            </w:pPr>
-            <w:r/>
-            <w:r>
-              <w:rPr>
-                <w:rFonts w:ascii="宋体" w:hAnsi="宋体" w:eastAsia="宋体"/>
-                <w:b w:val="0"/>
-                <w:sz w:val="21"/>
-              </w:rPr>
-              <w:t>CCF-B 类会议</w:t>
-            </w:r>
-          </w:p>
-        </w:tc>
-        <w:tc>
-          <w:tcPr>
-            <w:tcW w:type="dxa" w:w="1134"/>
-            <w:vAlign w:val="center"/>
-          </w:tcPr>
-          <w:p>
-            <w:pPr>
-              <w:spacing w:line="300" w:lineRule="auto"/>
-              <w:jc w:val="center"/>
-            </w:pPr>
-            <w:r/>
-            <w:r>
-              <w:rPr>
-                <w:rFonts w:ascii="宋体" w:hAnsi="宋体" w:eastAsia="宋体"/>
-                <w:b w:val="0"/>
-                <w:sz w:val="21"/>
-              </w:rPr>
-              <w:t>第二作者</w:t>
-            </w:r>
-          </w:p>
-        </w:tc>
-        <w:tc>
-          <w:tcPr>
-            <w:tcW w:type="dxa" w:w="1701"/>
-            <w:vAlign w:val="center"/>
-          </w:tcPr>
-          <w:p>
-            <w:pPr>
-              <w:spacing w:line="300" w:lineRule="auto"/>
-              <w:jc w:val="center"/>
-            </w:pPr>
-            <w:r/>
-            <w:r>
-              <w:rPr>
-                <w:rFonts w:ascii="宋体" w:hAnsi="宋体" w:eastAsia="宋体"/>
-                <w:b w:val="0"/>
-                <w:sz w:val="21"/>
-              </w:rPr>
-              <w:t>2024.11</w:t>
-            </w:r>
-          </w:p>
-        </w:tc>
-      </w:tr>
-      <w:tr>
-        <w:tc>
-          <w:tcPr>
-            <w:tcW w:type="dxa" w:w="850"/>
-            <w:vAlign w:val="center"/>
-          </w:tcPr>
-          <w:p>
-            <w:pPr>
-              <w:spacing w:line="300" w:lineRule="auto"/>
-              <w:jc w:val="center"/>
-            </w:pPr>
-            <w:r/>
-            <w:r>
-              <w:rPr>
-                <w:rFonts w:ascii="宋体" w:hAnsi="宋体" w:eastAsia="宋体"/>
-                <w:b w:val="0"/>
-                <w:sz w:val="21"/>
-              </w:rPr>
-              <w:t>专利</w:t>
-            </w:r>
-          </w:p>
-        </w:tc>
-        <w:tc>
-          <w:tcPr>
-            <w:tcW w:type="dxa" w:w="2835"/>
-            <w:vAlign w:val="center"/>
-          </w:tcPr>
-          <w:p>
-            <w:pPr>
-              <w:spacing w:line="300" w:lineRule="auto"/>
-              <w:jc w:val="center"/>
-            </w:pPr>
-            <w:r/>
-            <w:r>
-              <w:rPr>
-                <w:rFonts w:ascii="宋体" w:hAnsi="宋体" w:eastAsia="宋体"/>
-                <w:b w:val="0"/>
-                <w:sz w:val="21"/>
-              </w:rPr>
-              <w:t>一种基于对比学习的法律问答方法</w:t>
-            </w:r>
-          </w:p>
-        </w:tc>
-        <w:tc>
-          <w:tcPr>
-            <w:tcW w:type="dxa" w:w="1417"/>
-            <w:vAlign w:val="center"/>
-          </w:tcPr>
-          <w:p>
-            <w:pPr>
-              <w:spacing w:line="300" w:lineRule="auto"/>
-              <w:jc w:val="center"/>
-            </w:pPr>
-            <w:r/>
-            <w:r>
-              <w:rPr>
-                <w:rFonts w:ascii="宋体" w:hAnsi="宋体" w:eastAsia="宋体"/>
-                <w:b w:val="0"/>
-                <w:sz w:val="21"/>
-              </w:rPr>
-              <w:t>发明专利</w:t>
-            </w:r>
-          </w:p>
-        </w:tc>
-        <w:tc>
-          <w:tcPr>
-            <w:tcW w:type="dxa" w:w="1134"/>
-            <w:vAlign w:val="center"/>
-          </w:tcPr>
-          <w:p>
-            <w:pPr>
-              <w:spacing w:line="300" w:lineRule="auto"/>
-              <w:jc w:val="center"/>
-            </w:pPr>
-            <w:r/>
-            <w:r>
-              <w:rPr>
-                <w:rFonts w:ascii="宋体" w:hAnsi="宋体" w:eastAsia="宋体"/>
-                <w:b w:val="0"/>
-                <w:sz w:val="21"/>
-              </w:rPr>
-              <w:t>第一发明人</w:t>
-            </w:r>
-          </w:p>
-        </w:tc>
-        <w:tc>
-          <w:tcPr>
-            <w:tcW w:type="dxa" w:w="1701"/>
-            <w:vAlign w:val="center"/>
-          </w:tcPr>
-          <w:p>
-            <w:pPr>
-              <w:spacing w:line="300" w:lineRule="auto"/>
-              <w:jc w:val="center"/>
-            </w:pPr>
-            <w:r/>
-            <w:r>
-              <w:rPr>
-                <w:rFonts w:ascii="宋体" w:hAnsi="宋体" w:eastAsia="宋体"/>
-                <w:b w:val="0"/>
-                <w:sz w:val="21"/>
-              </w:rPr>
-              <w:t>实质审查中</w:t>
-            </w:r>
-          </w:p>
-        </w:tc>
-      </w:tr>
-      <w:tr>
-        <w:tc>
-          <w:tcPr>
-            <w:tcW w:type="dxa" w:w="850"/>
-            <w:vAlign w:val="center"/>
-          </w:tcPr>
-          <w:p>
-            <w:pPr>
-              <w:spacing w:line="300" w:lineRule="auto"/>
-              <w:jc w:val="center"/>
-            </w:pPr>
-            <w:r/>
-            <w:r>
-              <w:rPr>
-                <w:rFonts w:ascii="宋体" w:hAnsi="宋体" w:eastAsia="宋体"/>
-                <w:b w:val="0"/>
-                <w:sz w:val="21"/>
-              </w:rPr>
-              <w:t>竞赛</w:t>
-            </w:r>
-          </w:p>
-        </w:tc>
-        <w:tc>
-          <w:tcPr>
-            <w:tcW w:type="dxa" w:w="2835"/>
-            <w:vAlign w:val="center"/>
-          </w:tcPr>
-          <w:p>
-            <w:pPr>
-              <w:spacing w:line="300" w:lineRule="auto"/>
-              <w:jc w:val="center"/>
-            </w:pPr>
-            <w:r/>
-            <w:r>
-              <w:rPr>
-                <w:rFonts w:ascii="宋体" w:hAnsi="宋体" w:eastAsia="宋体"/>
-                <w:b w:val="0"/>
-                <w:sz w:val="21"/>
-              </w:rPr>
-              <w:t>全国大学生数学建模竞赛</w:t>
-            </w:r>
-          </w:p>
-        </w:tc>
-        <w:tc>
-          <w:tcPr>
-            <w:tcW w:type="dxa" w:w="1417"/>
-            <w:vAlign w:val="center"/>
-          </w:tcPr>
-          <w:p>
-            <w:pPr>
-              <w:spacing w:line="300" w:lineRule="auto"/>
-              <w:jc w:val="center"/>
-            </w:pPr>
-            <w:r/>
-            <w:r>
-              <w:rPr>
-                <w:rFonts w:ascii="宋体" w:hAnsi="宋体" w:eastAsia="宋体"/>
-                <w:b w:val="0"/>
-                <w:sz w:val="21"/>
-              </w:rPr>
-              <w:t>国家二等奖</w:t>
-            </w:r>
-          </w:p>
-        </w:tc>
-        <w:tc>
-          <w:tcPr>
-            <w:tcW w:type="dxa" w:w="1134"/>
-            <w:vAlign w:val="center"/>
-          </w:tcPr>
-          <w:p>
-            <w:pPr>
-              <w:spacing w:line="300" w:lineRule="auto"/>
-              <w:jc w:val="center"/>
-            </w:pPr>
-            <w:r/>
-            <w:r>
-              <w:rPr>
-                <w:rFonts w:ascii="宋体" w:hAnsi="宋体" w:eastAsia="宋体"/>
-                <w:b w:val="0"/>
-                <w:sz w:val="21"/>
-              </w:rPr>
-              <w:t>队长，负责整体建模与论文主笔</w:t>
-            </w:r>
-          </w:p>
-        </w:tc>
-        <w:tc>
-          <w:tcPr>
-            <w:tcW w:type="dxa" w:w="1701"/>
-            <w:vAlign w:val="center"/>
-          </w:tcPr>
-          <w:p>
-            <w:pPr>
-              <w:spacing w:line="300" w:lineRule="auto"/>
-              <w:jc w:val="center"/>
-            </w:pPr>
-            <w:r/>
-            <w:r>
-              <w:rPr>
-                <w:rFonts w:ascii="宋体" w:hAnsi="宋体" w:eastAsia="宋体"/>
-                <w:b w:val="0"/>
-                <w:sz w:val="21"/>
-              </w:rPr>
-              <w:t>2024.05</w:t>
-            </w:r>
-          </w:p>
-        </w:tc>
-      </w:tr>
-      <w:tr>
-        <w:tc>
-          <w:tcPr>
-            <w:tcW w:type="dxa" w:w="850"/>
-            <w:vAlign w:val="center"/>
-          </w:tcPr>
-          <w:p>
-            <w:pPr>
-              <w:spacing w:line="300" w:lineRule="auto"/>
-              <w:jc w:val="center"/>
-            </w:pPr>
-            <w:r/>
-            <w:r>
-              <w:rPr>
-                <w:rFonts w:ascii="宋体" w:hAnsi="宋体" w:eastAsia="宋体"/>
-                <w:b w:val="0"/>
-                <w:sz w:val="21"/>
-              </w:rPr>
-              <w:t>竞赛</w:t>
-            </w:r>
-          </w:p>
-        </w:tc>
-        <w:tc>
-          <w:tcPr>
-            <w:tcW w:type="dxa" w:w="2835"/>
-            <w:vAlign w:val="center"/>
-          </w:tcPr>
-          <w:p>
-            <w:pPr>
-              <w:spacing w:line="300" w:lineRule="auto"/>
-              <w:jc w:val="center"/>
-            </w:pPr>
-            <w:r/>
-            <w:r>
-              <w:rPr>
-                <w:rFonts w:ascii="宋体" w:hAnsi="宋体" w:eastAsia="宋体"/>
-                <w:b w:val="0"/>
-                <w:sz w:val="21"/>
-              </w:rPr>
-              <w:t>中国大学生计算机设计大赛</w:t>
-            </w:r>
-          </w:p>
-        </w:tc>
-        <w:tc>
-          <w:tcPr>
-            <w:tcW w:type="dxa" w:w="1417"/>
-            <w:vAlign w:val="center"/>
-          </w:tcPr>
-          <w:p>
-            <w:pPr>
-              <w:spacing w:line="300" w:lineRule="auto"/>
-              <w:jc w:val="center"/>
-            </w:pPr>
-            <w:r/>
-            <w:r>
-              <w:rPr>
-                <w:rFonts w:ascii="宋体" w:hAnsi="宋体" w:eastAsia="宋体"/>
-                <w:b w:val="0"/>
-                <w:sz w:val="21"/>
-              </w:rPr>
-              <w:t>省级一等奖</w:t>
-            </w:r>
-          </w:p>
-        </w:tc>
-        <w:tc>
-          <w:tcPr>
-            <w:tcW w:type="dxa" w:w="1134"/>
-            <w:vAlign w:val="center"/>
-          </w:tcPr>
-          <w:p>
-            <w:pPr>
-              <w:spacing w:line="300" w:lineRule="auto"/>
-              <w:jc w:val="center"/>
-            </w:pPr>
-            <w:r/>
-            <w:r>
-              <w:rPr>
-                <w:rFonts w:ascii="宋体" w:hAnsi="宋体" w:eastAsia="宋体"/>
-                <w:b w:val="0"/>
-                <w:sz w:val="21"/>
-              </w:rPr>
-              <w:t>核心成员，负责前端开发</w:t>
-            </w:r>
-          </w:p>
-        </w:tc>
-        <w:tc>
-          <w:tcPr>
-            <w:tcW w:type="dxa" w:w="1701"/>
-            <w:vAlign w:val="center"/>
-          </w:tcPr>
-          <w:p>
-            <w:pPr>
-              <w:spacing w:line="300" w:lineRule="auto"/>
-              <w:jc w:val="center"/>
-            </w:pPr>
-            <w:r/>
-            <w:r>
-              <w:rPr>
-                <w:rFonts w:ascii="宋体" w:hAnsi="宋体" w:eastAsia="宋体"/>
-                <w:b w:val="0"/>
-                <w:sz w:val="21"/>
-              </w:rPr>
-              <w:t>2024.11</w:t>
-            </w:r>
-          </w:p>
-        </w:tc>
-      </w:tr>
-    </w:tbl>
-    <w:p/>
-    <w:p>
-      <w:pPr>
-        <w:spacing w:line="360" w:lineRule="auto" w:before="120" w:after="60"/>
-        <w:ind w:firstLine="480"/>
-        <w:jc w:val="left"/>
-      </w:pPr>
-      <w:r>
-        <w:rPr>
-          <w:rFonts w:ascii="黑体" w:hAnsi="黑体" w:eastAsia="黑体"/>
-          <w:b/>
-          <w:sz w:val="24"/>
-        </w:rPr>
-        <w:t>四、社会实践</w:t>
-      </w:r>
-    </w:p>
-    <w:p>
-      <w:pPr>
-        <w:spacing w:line="360" w:lineRule="auto" w:before="0" w:after="0"/>
-        <w:ind w:firstLine="480"/>
-        <w:jc w:val="left"/>
-      </w:pPr>
-      <w:r>
-        <w:rPr>
-          <w:rFonts w:ascii="宋体" w:hAnsi="宋体" w:eastAsia="宋体"/>
-          <w:b w:val="0"/>
-          <w:sz w:val="24"/>
-        </w:rPr>
-        <w:t>担任学院学生会主席（2024.09-2025.06），主要工作：组织学院迎新晚会、运动会等大型活动 8 场，累计参与 2000+ 人次；牵头建立学院学生服务平台，覆盖学习辅导、心理咨询、就业指导 3 大模块；推动学院学生会获评 2024 年度'校级优秀学生组织'。</w:t>
-      </w:r>
-    </w:p>
-    <w:p>
-      <w:pPr>
-        <w:spacing w:line="360" w:lineRule="auto" w:before="0" w:after="0"/>
-        <w:ind w:firstLine="480"/>
-        <w:jc w:val="left"/>
-      </w:pPr>
-      <w:r>
-        <w:rPr>
-          <w:rFonts w:ascii="宋体" w:hAnsi="宋体" w:eastAsia="宋体"/>
-          <w:b w:val="0"/>
-          <w:sz w:val="24"/>
-        </w:rPr>
-        <w:t>大学 4 年累计志愿服务时长 320 小时：担任图书馆管理员（2023.09-2024.06，每月 8 小时）；组织班级'一对一'帮扶活动，服务同学 30 余人次。参与三下乡2 次：2023.07 赴云南怒江，教育扶贫支教，授课 32 课时，覆盖学生 80 余人；2024.07 赴甘肃定西，电商助农调研，走访 5 个村、访谈 60 户，撰写调研报告 1 份（约 1.5 万字）。</w:t>
-      </w:r>
-    </w:p>
-    <w:p>
-      <w:pPr>
-        <w:spacing w:line="360" w:lineRule="auto" w:before="0" w:after="0"/>
-        <w:ind w:firstLine="480"/>
-        <w:jc w:val="left"/>
-      </w:pPr>
-      <w:r>
-        <w:rPr>
-          <w:rFonts w:ascii="宋体" w:hAnsi="宋体" w:eastAsia="宋体"/>
-          <w:b w:val="0"/>
-          <w:sz w:val="24"/>
-        </w:rPr>
-        <w:t>2024.07-2024.09 在字节跳动担任推荐算法组实习生，参与推荐系统优化项目，提出基于对比学习的用户表征方法，CTR 提升 3.2%，获实习优秀评级。</w:t>
-      </w:r>
-    </w:p>
-    <w:p>
-      <w:pPr>
-        <w:spacing w:line="360" w:lineRule="auto" w:before="120" w:after="60"/>
-        <w:ind w:firstLine="480"/>
-        <w:jc w:val="left"/>
-      </w:pPr>
-      <w:r>
-        <w:rPr>
-          <w:rFonts w:ascii="黑体" w:hAnsi="黑体" w:eastAsia="黑体"/>
-          <w:b/>
-          <w:sz w:val="24"/>
-        </w:rPr>
-        <w:t>五、综合素质</w:t>
-      </w:r>
-    </w:p>
-    <w:p>
-      <w:pPr>
-        <w:spacing w:line="360" w:lineRule="auto" w:before="0" w:after="0"/>
-        <w:ind w:firstLine="480"/>
-        <w:jc w:val="left"/>
-      </w:pPr>
-      <w:r>
-        <w:rPr>
-          <w:rFonts w:ascii="宋体" w:hAnsi="宋体" w:eastAsia="宋体"/>
-          <w:b w:val="0"/>
-          <w:sz w:val="24"/>
-        </w:rPr>
-        <w:t>文体特长方面，钢琴（十级（中央音乐学院考级）），担任校合唱团团长 2 学期，组织校内演出 6 场。</w:t>
-      </w:r>
-    </w:p>
-    <w:p>
-      <w:pPr>
-        <w:spacing w:line="360" w:lineRule="auto" w:before="0" w:after="0"/>
-        <w:ind w:firstLine="480"/>
-        <w:jc w:val="left"/>
-      </w:pPr>
-      <w:r>
-        <w:rPr>
-          <w:rFonts w:ascii="宋体" w:hAnsi="宋体" w:eastAsia="宋体"/>
-          <w:b w:val="0"/>
-          <w:sz w:val="24"/>
-        </w:rPr>
-        <w:t>与同学相处融洽，曾帮助室友完成 1 次重要实验调试。宿舍连续 4 学期获评'文明宿舍'。所在班级获评 2024 年度校级先进班集体。</w:t>
-      </w:r>
-    </w:p>
-    <w:p>
-      <w:pPr>
-        <w:spacing w:line="360" w:lineRule="auto" w:before="0" w:after="0"/>
-        <w:ind w:firstLine="480"/>
-        <w:jc w:val="left"/>
-      </w:pPr>
-      <w:r>
-        <w:rPr>
-          <w:rFonts w:ascii="宋体" w:hAnsi="宋体" w:eastAsia="宋体"/>
-          <w:b w:val="0"/>
-          <w:sz w:val="24"/>
-        </w:rPr>
-        <w:t>以上是我大学四年的成长汇报。即将前往清华大学计算机科学与技术系，人工智能方向攻读研究生，我将带着母校的教诲继续努力。无论评选结果如何，我都将以优秀毕业生的标准严格要求自己。</w:t>
-      </w:r>
-    </w:p>
-    <w:p>
-      <w:pPr>
-        <w:spacing w:line="360" w:lineRule="auto" w:before="0" w:after="0"/>
-        <w:ind w:firstLine="480"/>
-        <w:jc w:val="left"/>
-      </w:pPr>
-      <w:r>
-        <w:rPr>
-          <w:rFonts w:ascii="宋体" w:hAnsi="宋体" w:eastAsia="宋体"/>
-          <w:b w:val="0"/>
-          <w:sz w:val="24"/>
-        </w:rPr>
-        <w:t>此致</w:t>
-      </w:r>
-    </w:p>
-    <w:p>
-      <w:pPr>
-        <w:spacing w:line="360" w:lineRule="auto" w:before="0" w:after="0"/>
-        <w:jc w:val="left"/>
-      </w:pPr>
-      <w:r>
-        <w:rPr>
-          <w:rFonts w:ascii="宋体" w:hAnsi="宋体" w:eastAsia="宋体"/>
-          <w:b w:val="0"/>
-          <w:sz w:val="24"/>
-        </w:rPr>
-        <w:t>敬礼！</w:t>
-      </w:r>
-    </w:p>
-    <w:p/>
-    <w:p>
-      <w:pPr>
-        <w:spacing w:line="360" w:lineRule="auto" w:before="0" w:after="0"/>
-        <w:jc w:val="right"/>
-      </w:pPr>
-      <w:r>
-        <w:rPr>
-          <w:rFonts w:ascii="宋体" w:hAnsi="宋体" w:eastAsia="宋体"/>
-          <w:b w:val="0"/>
-          <w:sz w:val="24"/>
-        </w:rPr>
-        <w:t>申请人：张明</w:t>
-      </w:r>
-    </w:p>
-    <w:p>
-      <w:pPr>
-        <w:spacing w:line="360" w:lineRule="auto" w:before="0" w:after="0"/>
-        <w:jc w:val="right"/>
-      </w:pPr>
-      <w:r>
-        <w:rPr>
-          <w:rFonts w:ascii="宋体" w:hAnsi="宋体" w:eastAsia="宋体"/>
-          <w:b w:val="0"/>
-          <w:sz w:val="24"/>
-        </w:rPr>
-        <w:t>2025 年 5 月 20 日</w:t>
       </w:r>
     </w:p>
     <w:sectPr>
-      <w:footerReference w:type="default" r:id="rId9"/>
       <w:pgSz w:w="11906" w:h="16838"/>
-      <w:pgMar w:top="1440" w:right="1417" w:bottom="1440" w:left="1417" w:header="720" w:footer="720" w:gutter="0"/>
+      <w:pgMar w:top="1440" w:right="1474" w:bottom="1440" w:left="1701" w:header="720" w:footer="720" w:gutter="0"/>
       <w:cols w:space="720"/>
       <w:docGrid w:linePitch="360"/>
     </w:sectPr>
   </w:body>
 </w:document>
-</file>
-
-<file path=word/footer1.xml><?xml version="1.0" encoding="utf-8"?>
-<w:ftr xmlns:m="http://schemas.openxmlformats.org/officeDocument/2006/math" xmlns:mc="http://schemas.openxmlformats.org/markup-compatibility/2006" xmlns:mo="http://schemas.microsoft.com/office/mac/office/2008/main" xmlns:mv="urn:schemas-microsoft-com:mac:vml" xmlns:o="urn:schemas-microsoft-com:office:office" xmlns:r="http://schemas.openxmlformats.org/officeDocument/2006/relationships" xmlns:v="urn:schemas-microsoft-com:vml" xmlns:w10="urn:schemas-microsoft-com:office:word" xmlns:w14="http://schemas.microsoft.com/office/word/2010/wordml" xmlns:w="http://schemas.openxmlformats.org/wordprocessingml/2006/main" xmlns:wne="http://schemas.microsoft.com/office/word/2006/wordml" xmlns:wp14="http://schemas.microsoft.com/office/word/2010/wordprocessingDrawing" xmlns:wp="http://schemas.openxmlformats.org/drawingml/2006/wordprocessingDrawing" xmlns:wpc="http://schemas.microsoft.com/office/word/2010/wordprocessingCanvas" xmlns:wpg="http://schemas.microsoft.com/office/word/2010/wordprocessingGroup" xmlns:wpi="http://schemas.microsoft.com/office/word/2010/wordprocessingInk" xmlns:wps="http://schemas.microsoft.com/office/word/2010/wordprocessingShape" mc:Ignorable="w14 wp14">
-  <w:p>
-    <w:pPr>
-      <w:pStyle w:val="Footer"/>
-      <w:jc w:val="center"/>
-    </w:pPr>
-    <w:r>
-      <w:rPr>
-        <w:rFonts w:ascii="宋体" w:hAnsi="宋体" w:eastAsia="宋体"/>
-        <w:b w:val="0"/>
-        <w:sz w:val="21"/>
-      </w:rPr>
-      <w:fldChar w:fldCharType="begin"/>
-      <w:instrText xml:space="preserve">PAGE</w:instrText>
-      <w:fldChar w:fldCharType="end"/>
-    </w:r>
-  </w:p>
-</w:ftr>
 </file>
 
 <file path=word/numbering.xml><?xml version="1.0" encoding="utf-8"?>

--- a/examples/demos/demo_outstanding_graduate.docx
+++ b/examples/demos/demo_outstanding_graduate.docx
@@ -297,7 +297,7 @@
       <w:pPr>
         <w:keepNext/>
         <w:keepLines/>
-        <w:spacing w:before="360" w:after="160" w:line="360" w:lineRule="auto"/>
+        <w:spacing w:before="280" w:after="140" w:line="360" w:lineRule="auto"/>
       </w:pPr>
       <w:r>
         <w:rPr>
@@ -388,7 +388,7 @@
       <w:pPr>
         <w:keepNext/>
         <w:keepLines/>
-        <w:spacing w:before="360" w:after="160" w:line="360" w:lineRule="auto"/>
+        <w:spacing w:before="280" w:after="140" w:line="360" w:lineRule="auto"/>
       </w:pPr>
       <w:r>
         <w:rPr>
@@ -421,7 +421,7 @@
       <w:pPr>
         <w:keepNext/>
         <w:keepLines/>
-        <w:spacing w:before="200" w:after="80"/>
+        <w:spacing w:before="160" w:after="60"/>
         <w:jc w:val="center"/>
       </w:pPr>
       <w:r>
@@ -440,7 +440,7 @@
                     <pic:cNvPicPr/>
                   </pic:nvPicPr>
                   <pic:blipFill>
-                    <a:blip r:embed="rId9"/>
+                    <a:blip r:embed="rId10"/>
                     <a:stretch>
                       <a:fillRect/>
                     </a:stretch>
@@ -462,7 +462,7 @@
     <w:p>
       <w:pPr>
         <w:keepLines/>
-        <w:spacing w:before="0" w:after="280"/>
+        <w:spacing w:before="0" w:after="200"/>
         <w:jc w:val="center"/>
       </w:pPr>
       <w:r>
@@ -494,7 +494,7 @@
       <w:pPr>
         <w:keepNext/>
         <w:keepLines/>
-        <w:spacing w:before="200" w:after="80"/>
+        <w:spacing w:before="160" w:after="60"/>
         <w:jc w:val="center"/>
       </w:pPr>
       <w:r>
@@ -513,7 +513,7 @@
                     <pic:cNvPicPr/>
                   </pic:nvPicPr>
                   <pic:blipFill>
-                    <a:blip r:embed="rId10"/>
+                    <a:blip r:embed="rId11"/>
                     <a:stretch>
                       <a:fillRect/>
                     </a:stretch>
@@ -535,7 +535,7 @@
     <w:p>
       <w:pPr>
         <w:keepLines/>
-        <w:spacing w:before="0" w:after="280"/>
+        <w:spacing w:before="0" w:after="200"/>
         <w:jc w:val="center"/>
       </w:pPr>
       <w:r>
@@ -567,7 +567,7 @@
       <w:pPr>
         <w:keepNext/>
         <w:keepLines/>
-        <w:spacing w:before="360" w:after="160" w:line="360" w:lineRule="auto"/>
+        <w:spacing w:before="280" w:after="140" w:line="360" w:lineRule="auto"/>
       </w:pPr>
       <w:r>
         <w:rPr>
@@ -577,6 +577,23 @@
           <w:sz w:val="30"/>
         </w:rPr>
         <w:t>三、德智体美劳五维度实绩</w:t>
+      </w:r>
+    </w:p>
+    <w:p>
+      <w:pPr>
+        <w:keepNext/>
+        <w:keepLines/>
+        <w:spacing w:before="120" w:after="40" w:line="288" w:lineRule="auto"/>
+        <w:jc w:val="center"/>
+      </w:pPr>
+      <w:r>
+        <w:rPr>
+          <w:rFonts w:ascii="黑体" w:hAnsi="黑体" w:eastAsia="黑体"/>
+          <w:b w:val="0"/>
+          <w:color w:val="111827"/>
+          <w:sz w:val="21"/>
+        </w:rPr>
+        <w:t>表 1　德智体美劳五个维度的主要实绩与佐证材料</w:t>
       </w:r>
     </w:p>
     <w:tbl>
@@ -1036,7 +1053,7 @@
       <w:pPr>
         <w:keepNext/>
         <w:keepLines/>
-        <w:spacing w:before="200" w:after="80"/>
+        <w:spacing w:before="160" w:after="60"/>
         <w:jc w:val="center"/>
       </w:pPr>
       <w:r>
@@ -1055,7 +1072,7 @@
                     <pic:cNvPicPr/>
                   </pic:nvPicPr>
                   <pic:blipFill>
-                    <a:blip r:embed="rId11"/>
+                    <a:blip r:embed="rId12"/>
                     <a:stretch>
                       <a:fillRect/>
                     </a:stretch>
@@ -1077,7 +1094,7 @@
     <w:p>
       <w:pPr>
         <w:keepLines/>
-        <w:spacing w:before="0" w:after="280"/>
+        <w:spacing w:before="0" w:after="200"/>
         <w:jc w:val="center"/>
       </w:pPr>
       <w:r>
@@ -1169,7 +1186,7 @@
       <w:pPr>
         <w:keepNext/>
         <w:keepLines/>
-        <w:spacing w:before="360" w:after="160" w:line="360" w:lineRule="auto"/>
+        <w:spacing w:before="280" w:after="140" w:line="360" w:lineRule="auto"/>
       </w:pPr>
       <w:r>
         <w:rPr>
@@ -1305,7 +1322,7 @@
       <w:pPr>
         <w:keepNext/>
         <w:keepLines/>
-        <w:spacing w:before="360" w:after="160" w:line="360" w:lineRule="auto"/>
+        <w:spacing w:before="280" w:after="140" w:line="360" w:lineRule="auto"/>
       </w:pPr>
       <w:r>
         <w:rPr>
@@ -1366,7 +1383,7 @@
       <w:pPr>
         <w:keepNext/>
         <w:keepLines/>
-        <w:spacing w:before="360" w:after="160" w:line="360" w:lineRule="auto"/>
+        <w:spacing w:before="280" w:after="140" w:line="360" w:lineRule="auto"/>
       </w:pPr>
       <w:r>
         <w:rPr>
@@ -1545,13 +1562,144 @@
       </w:r>
     </w:p>
     <w:sectPr>
+      <w:footerReference w:type="default" r:id="rId9"/>
       <w:pgSz w:w="11906" w:h="16838"/>
       <w:pgMar w:top="1440" w:right="1474" w:bottom="1440" w:left="1701" w:header="720" w:footer="720" w:gutter="0"/>
       <w:cols w:space="720"/>
+      <w:titlePg/>
       <w:docGrid w:linePitch="360"/>
     </w:sectPr>
   </w:body>
 </w:document>
+</file>
+
+<file path=word/footer1.xml><?xml version="1.0" encoding="utf-8"?>
+<w:ftr xmlns:m="http://schemas.openxmlformats.org/officeDocument/2006/math" xmlns:mc="http://schemas.openxmlformats.org/markup-compatibility/2006" xmlns:mo="http://schemas.microsoft.com/office/mac/office/2008/main" xmlns:mv="urn:schemas-microsoft-com:mac:vml" xmlns:o="urn:schemas-microsoft-com:office:office" xmlns:r="http://schemas.openxmlformats.org/officeDocument/2006/relationships" xmlns:v="urn:schemas-microsoft-com:vml" xmlns:w10="urn:schemas-microsoft-com:office:word" xmlns:w14="http://schemas.microsoft.com/office/word/2010/wordml" xmlns:w="http://schemas.openxmlformats.org/wordprocessingml/2006/main" xmlns:wne="http://schemas.microsoft.com/office/word/2006/wordml" xmlns:wp14="http://schemas.microsoft.com/office/word/2010/wordprocessingDrawing" xmlns:wp="http://schemas.openxmlformats.org/drawingml/2006/wordprocessingDrawing" xmlns:wpc="http://schemas.microsoft.com/office/word/2010/wordprocessingCanvas" xmlns:wpg="http://schemas.microsoft.com/office/word/2010/wordprocessingGroup" xmlns:wpi="http://schemas.microsoft.com/office/word/2010/wordprocessingInk" xmlns:wps="http://schemas.microsoft.com/office/word/2010/wordprocessingShape" mc:Ignorable="w14 wp14">
+  <w:p>
+    <w:pPr>
+      <w:pStyle w:val="Footer"/>
+      <w:spacing w:before="0" w:after="0"/>
+      <w:jc w:val="center"/>
+    </w:pPr>
+    <w:r>
+      <w:rPr>
+        <w:rFonts w:ascii="宋体" w:hAnsi="宋体" w:eastAsia="宋体"/>
+        <w:b w:val="0"/>
+        <w:color w:val="6B7280"/>
+        <w:sz w:val="18"/>
+      </w:rPr>
+      <w:t xml:space="preserve">第 </w:t>
+    </w:r>
+    <w:r>
+      <w:rPr>
+        <w:rFonts w:ascii="宋体" w:hAnsi="宋体" w:eastAsia="宋体"/>
+        <w:b w:val="0"/>
+        <w:color w:val="6B7280"/>
+        <w:sz w:val="18"/>
+      </w:rPr>
+      <w:fldChar w:fldCharType="begin"/>
+    </w:r>
+    <w:r>
+      <w:rPr>
+        <w:rFonts w:ascii="宋体" w:hAnsi="宋体" w:eastAsia="宋体"/>
+        <w:b w:val="0"/>
+        <w:color w:val="6B7280"/>
+        <w:sz w:val="18"/>
+      </w:rPr>
+      <w:instrText xml:space="preserve"> PAGE </w:instrText>
+    </w:r>
+    <w:r>
+      <w:rPr>
+        <w:rFonts w:ascii="宋体" w:hAnsi="宋体" w:eastAsia="宋体"/>
+        <w:b w:val="0"/>
+        <w:color w:val="6B7280"/>
+        <w:sz w:val="18"/>
+      </w:rPr>
+      <w:fldChar w:fldCharType="separate"/>
+    </w:r>
+    <w:r>
+      <w:rPr>
+        <w:rFonts w:ascii="宋体" w:hAnsi="宋体" w:eastAsia="宋体"/>
+        <w:b w:val="0"/>
+        <w:color w:val="6B7280"/>
+        <w:sz w:val="18"/>
+      </w:rPr>
+      <w:t>1</w:t>
+    </w:r>
+    <w:r>
+      <w:rPr>
+        <w:rFonts w:ascii="宋体" w:hAnsi="宋体" w:eastAsia="宋体"/>
+        <w:b w:val="0"/>
+        <w:color w:val="6B7280"/>
+        <w:sz w:val="18"/>
+      </w:rPr>
+      <w:fldChar w:fldCharType="end"/>
+    </w:r>
+    <w:r>
+      <w:rPr>
+        <w:rFonts w:ascii="宋体" w:hAnsi="宋体" w:eastAsia="宋体"/>
+        <w:b w:val="0"/>
+        <w:color w:val="6B7280"/>
+        <w:sz w:val="18"/>
+      </w:rPr>
+      <w:t xml:space="preserve"> 页　共 </w:t>
+    </w:r>
+    <w:r>
+      <w:rPr>
+        <w:rFonts w:ascii="宋体" w:hAnsi="宋体" w:eastAsia="宋体"/>
+        <w:b w:val="0"/>
+        <w:color w:val="6B7280"/>
+        <w:sz w:val="18"/>
+      </w:rPr>
+      <w:fldChar w:fldCharType="begin"/>
+    </w:r>
+    <w:r>
+      <w:rPr>
+        <w:rFonts w:ascii="宋体" w:hAnsi="宋体" w:eastAsia="宋体"/>
+        <w:b w:val="0"/>
+        <w:color w:val="6B7280"/>
+        <w:sz w:val="18"/>
+      </w:rPr>
+      <w:instrText xml:space="preserve"> NUMPAGES </w:instrText>
+    </w:r>
+    <w:r>
+      <w:rPr>
+        <w:rFonts w:ascii="宋体" w:hAnsi="宋体" w:eastAsia="宋体"/>
+        <w:b w:val="0"/>
+        <w:color w:val="6B7280"/>
+        <w:sz w:val="18"/>
+      </w:rPr>
+      <w:fldChar w:fldCharType="separate"/>
+    </w:r>
+    <w:r>
+      <w:rPr>
+        <w:rFonts w:ascii="宋体" w:hAnsi="宋体" w:eastAsia="宋体"/>
+        <w:b w:val="0"/>
+        <w:color w:val="6B7280"/>
+        <w:sz w:val="18"/>
+      </w:rPr>
+      <w:t>1</w:t>
+    </w:r>
+    <w:r>
+      <w:rPr>
+        <w:rFonts w:ascii="宋体" w:hAnsi="宋体" w:eastAsia="宋体"/>
+        <w:b w:val="0"/>
+        <w:color w:val="6B7280"/>
+        <w:sz w:val="18"/>
+      </w:rPr>
+      <w:fldChar w:fldCharType="end"/>
+    </w:r>
+    <w:r>
+      <w:rPr>
+        <w:rFonts w:ascii="宋体" w:hAnsi="宋体" w:eastAsia="宋体"/>
+        <w:b w:val="0"/>
+        <w:color w:val="6B7280"/>
+        <w:sz w:val="18"/>
+      </w:rPr>
+      <w:t xml:space="preserve"> 页</w:t>
+    </w:r>
+  </w:p>
+</w:ftr>
 </file>
 
 <file path=word/numbering.xml><?xml version="1.0" encoding="utf-8"?>

--- a/examples/demos/demo_outstanding_graduate.docx
+++ b/examples/demos/demo_outstanding_graduate.docx
@@ -1417,9 +1417,12 @@
           </w:tcPr>
           <w:p>
             <w:pPr>
+              <w:spacing w:before="40" w:after="40"/>
               <w:keepNext/>
               <w:keepLines/>
-              <w:spacing w:before="40" w:after="40"/>
+              <w:pBdr>
+                <w:bottom w:val="single" w:sz="6" w:space="1" w:color="7A7A7A"/>
+              </w:pBdr>
             </w:pPr>
             <w:r>
               <w:rPr>
@@ -1431,40 +1434,22 @@
               <w:t>申请人签字</w:t>
             </w:r>
           </w:p>
-        </w:tc>
-      </w:tr>
-      <w:tr>
-        <w:trPr>
-          <w:trHeight w:val="1020" w:hRule="atLeast"/>
-          <w:cantSplit/>
-        </w:trPr>
-        <w:tc>
-          <w:tcPr>
-            <w:tcW w:type="dxa" w:w="8731"/>
-          </w:tcPr>
           <w:p>
             <w:pPr>
               <w:keepNext/>
               <w:keepLines/>
-              <w:spacing w:before="0" w:after="0"/>
+              <w:spacing w:before="0" w:after="0" w:line="1020" w:lineRule="exact"/>
             </w:pPr>
           </w:p>
-        </w:tc>
-      </w:tr>
-      <w:tr>
-        <w:trPr>
-          <w:cantSplit/>
-        </w:trPr>
-        <w:tc>
-          <w:tcPr>
-            <w:tcW w:type="dxa" w:w="8731"/>
-          </w:tcPr>
           <w:p>
             <w:pPr>
+              <w:spacing w:before="80" w:after="80"/>
+              <w:jc w:val="right"/>
               <w:keepNext/>
               <w:keepLines/>
-              <w:spacing w:before="80" w:after="80"/>
-              <w:jc w:val="right"/>
+              <w:pBdr>
+                <w:top w:val="single" w:sz="6" w:space="1" w:color="7A7A7A"/>
+              </w:pBdr>
             </w:pPr>
             <w:r>
               <w:rPr>
@@ -1488,9 +1473,10 @@
           </w:tcPr>
           <w:p>
             <w:pPr>
-              <w:keepNext/>
-              <w:keepLines/>
               <w:spacing w:before="40" w:after="40"/>
+              <w:pBdr>
+                <w:bottom w:val="single" w:sz="6" w:space="1" w:color="7A7A7A"/>
+              </w:pBdr>
             </w:pPr>
             <w:r>
               <w:rPr>
@@ -1502,38 +1488,18 @@
               <w:t>学院审核意见</w:t>
             </w:r>
           </w:p>
-        </w:tc>
-      </w:tr>
-      <w:tr>
-        <w:trPr>
-          <w:trHeight w:val="1020" w:hRule="atLeast"/>
-          <w:cantSplit/>
-        </w:trPr>
-        <w:tc>
-          <w:tcPr>
-            <w:tcW w:type="dxa" w:w="8731"/>
-          </w:tcPr>
           <w:p>
             <w:pPr>
-              <w:keepNext/>
-              <w:keepLines/>
-              <w:spacing w:before="0" w:after="0"/>
+              <w:spacing w:before="0" w:after="0" w:line="1020" w:lineRule="exact"/>
             </w:pPr>
           </w:p>
-        </w:tc>
-      </w:tr>
-      <w:tr>
-        <w:trPr>
-          <w:cantSplit/>
-        </w:trPr>
-        <w:tc>
-          <w:tcPr>
-            <w:tcW w:type="dxa" w:w="8731"/>
-          </w:tcPr>
           <w:p>
             <w:pPr>
               <w:spacing w:before="80" w:after="80"/>
               <w:jc w:val="right"/>
+              <w:pBdr>
+                <w:top w:val="single" w:sz="6" w:space="1" w:color="7A7A7A"/>
+              </w:pBdr>
             </w:pPr>
             <w:r>
               <w:rPr>

--- a/examples/demos/demo_outstanding_graduate.docx
+++ b/examples/demos/demo_outstanding_graduate.docx
@@ -627,6 +627,8 @@
           </w:tcPr>
           <w:p>
             <w:pPr>
+              <w:keepNext/>
+              <w:keepLines/>
               <w:spacing w:before="0" w:after="0"/>
               <w:jc w:val="center"/>
             </w:pPr>
@@ -648,6 +650,8 @@
           </w:tcPr>
           <w:p>
             <w:pPr>
+              <w:keepNext/>
+              <w:keepLines/>
               <w:spacing w:before="0" w:after="0"/>
               <w:jc w:val="center"/>
             </w:pPr>
@@ -669,6 +673,8 @@
           </w:tcPr>
           <w:p>
             <w:pPr>
+              <w:keepNext/>
+              <w:keepLines/>
               <w:spacing w:before="0" w:after="0"/>
               <w:jc w:val="center"/>
             </w:pPr>
@@ -695,6 +701,8 @@
           </w:tcPr>
           <w:p>
             <w:pPr>
+              <w:keepNext/>
+              <w:keepLines/>
               <w:spacing w:before="0" w:after="0" w:line="276" w:lineRule="auto"/>
             </w:pPr>
             <w:r/>
@@ -715,6 +723,8 @@
           </w:tcPr>
           <w:p>
             <w:pPr>
+              <w:keepNext/>
+              <w:keepLines/>
               <w:spacing w:before="0" w:after="0" w:line="276" w:lineRule="auto"/>
               <w:jc w:val="center"/>
             </w:pPr>
@@ -736,6 +746,8 @@
           </w:tcPr>
           <w:p>
             <w:pPr>
+              <w:keepNext/>
+              <w:keepLines/>
               <w:spacing w:before="0" w:after="0" w:line="276" w:lineRule="auto"/>
               <w:jc w:val="center"/>
             </w:pPr>
@@ -762,6 +774,8 @@
           </w:tcPr>
           <w:p>
             <w:pPr>
+              <w:keepNext/>
+              <w:keepLines/>
               <w:spacing w:before="0" w:after="0" w:line="276" w:lineRule="auto"/>
             </w:pPr>
             <w:r/>
@@ -782,6 +796,8 @@
           </w:tcPr>
           <w:p>
             <w:pPr>
+              <w:keepNext/>
+              <w:keepLines/>
               <w:spacing w:before="0" w:after="0" w:line="276" w:lineRule="auto"/>
               <w:jc w:val="center"/>
             </w:pPr>
@@ -803,6 +819,8 @@
           </w:tcPr>
           <w:p>
             <w:pPr>
+              <w:keepNext/>
+              <w:keepLines/>
               <w:spacing w:before="0" w:after="0" w:line="276" w:lineRule="auto"/>
               <w:jc w:val="center"/>
             </w:pPr>
@@ -829,6 +847,8 @@
           </w:tcPr>
           <w:p>
             <w:pPr>
+              <w:keepNext/>
+              <w:keepLines/>
               <w:spacing w:before="0" w:after="0" w:line="276" w:lineRule="auto"/>
             </w:pPr>
             <w:r/>
@@ -849,6 +869,8 @@
           </w:tcPr>
           <w:p>
             <w:pPr>
+              <w:keepNext/>
+              <w:keepLines/>
               <w:spacing w:before="0" w:after="0" w:line="276" w:lineRule="auto"/>
               <w:jc w:val="center"/>
             </w:pPr>
@@ -870,6 +892,8 @@
           </w:tcPr>
           <w:p>
             <w:pPr>
+              <w:keepNext/>
+              <w:keepLines/>
               <w:spacing w:before="0" w:after="0" w:line="276" w:lineRule="auto"/>
               <w:jc w:val="center"/>
             </w:pPr>
@@ -896,6 +920,8 @@
           </w:tcPr>
           <w:p>
             <w:pPr>
+              <w:keepNext/>
+              <w:keepLines/>
               <w:spacing w:before="0" w:after="0" w:line="276" w:lineRule="auto"/>
             </w:pPr>
             <w:r/>
@@ -916,6 +942,8 @@
           </w:tcPr>
           <w:p>
             <w:pPr>
+              <w:keepNext/>
+              <w:keepLines/>
               <w:spacing w:before="0" w:after="0" w:line="276" w:lineRule="auto"/>
               <w:jc w:val="center"/>
             </w:pPr>
@@ -937,6 +965,8 @@
           </w:tcPr>
           <w:p>
             <w:pPr>
+              <w:keepNext/>
+              <w:keepLines/>
               <w:spacing w:before="0" w:after="0" w:line="276" w:lineRule="auto"/>
               <w:jc w:val="center"/>
             </w:pPr>

--- a/examples/demos/demo_outstanding_graduate.docx
+++ b/examples/demos/demo_outstanding_graduate.docx
@@ -414,7 +414,7 @@
           <w:color w:val="111827"/>
           <w:sz w:val="24"/>
         </w:rPr>
-        <w:t>从入学时的专业第三，到稳定在前 1.6%，再到获得推免资格，四年关键节点如下：</w:t>
+        <w:t>从入学时的专业第三，到稳定在前 1.6%，再到获得推免资格，四年关键节点如图 1 所示：</w:t>
       </w:r>
     </w:p>
     <w:p>
@@ -487,7 +487,7 @@
           <w:color w:val="111827"/>
           <w:sz w:val="24"/>
         </w:rPr>
-        <w:t>成绩的曲线能说明一部分问题。大一上均分 89.2、排名第 7，到大二下升到 93.1、排名第 2，之后稳定在前 2。这个变化来自一个具体的认知转变：工科课程之间有依赖链，把基础课真正学懂，后面的课就变成了「换个说法讲同一件事」。</w:t>
+        <w:t>成绩的曲线能说明一部分问题。大一上均分 89.2、排名第 7，到大二下升到 93.1、排名第 2，之后稳定在前 2。这个变化来自一个具体的认知转变：工科课程之间有依赖链，把基础课真正学懂，后面的课就变成了「换个说法讲同一件事」（见图 2）。</w:t>
       </w:r>
     </w:p>
     <w:p>
@@ -1076,7 +1076,7 @@
           <w:color w:val="111827"/>
           <w:sz w:val="24"/>
         </w:rPr>
-        <w:t>综合六个维度的自评结果与同专业平均水平对比，专业成绩、学生工作与竞赛获奖是相对优势项。</w:t>
+        <w:t>综合六个维度的自评结果与同专业平均水平对比，专业成绩、学生工作与竞赛获奖是相对优势项（见图 3）。</w:t>
       </w:r>
     </w:p>
     <w:p>

--- a/examples/demos/demo_outstanding_graduate.docx
+++ b/examples/demos/demo_outstanding_graduate.docx
@@ -2,9 +2,12 @@
 <file path=word/document.xml><?xml version="1.0" encoding="utf-8"?>
 <w:document xmlns:wpc="http://schemas.microsoft.com/office/word/2010/wordprocessingCanvas" xmlns:mo="http://schemas.microsoft.com/office/mac/office/2008/main" xmlns:mc="http://schemas.openxmlformats.org/markup-compatibility/2006" xmlns:mv="urn:schemas-microsoft-com:mac:vml" xmlns:o="urn:schemas-microsoft-com:office:office" xmlns:r="http://schemas.openxmlformats.org/officeDocument/2006/relationships" xmlns:m="http://schemas.openxmlformats.org/officeDocument/2006/math" xmlns:v="urn:schemas-microsoft-com:vml" xmlns:wp14="http://schemas.microsoft.com/office/word/2010/wordprocessingDrawing" xmlns:wp="http://schemas.openxmlformats.org/drawingml/2006/wordprocessingDrawing" xmlns:w10="urn:schemas-microsoft-com:office:word" xmlns:w="http://schemas.openxmlformats.org/wordprocessingml/2006/main" xmlns:w14="http://schemas.microsoft.com/office/word/2010/wordml" xmlns:wpg="http://schemas.microsoft.com/office/word/2010/wordprocessingGroup" xmlns:wpi="http://schemas.microsoft.com/office/word/2010/wordprocessingInk" xmlns:wne="http://schemas.microsoft.com/office/word/2006/wordml" xmlns:wps="http://schemas.microsoft.com/office/word/2010/wordprocessingShape" mc:Ignorable="w14 wp14">
   <w:body>
-    <w:p/>
-    <w:p/>
-    <w:p/>
+    <w:p>
+      <w:pPr>
+        <w:spacing w:before="0" w:after="0" w:lineRule="exact" w:line="3969"/>
+      </w:pPr>
+      <w:r/>
+    </w:p>
     <w:p>
       <w:pPr>
         <w:spacing w:after="200"/>
@@ -1468,7 +1471,7 @@
             <w:pPr>
               <w:keepNext/>
               <w:keepLines/>
-              <w:spacing w:before="0" w:after="0" w:line="1020" w:lineRule="exact"/>
+              <w:spacing w:before="0" w:after="0" w:line="3175" w:lineRule="exact"/>
             </w:pPr>
           </w:p>
           <w:p>
@@ -1520,7 +1523,7 @@
           </w:p>
           <w:p>
             <w:pPr>
-              <w:spacing w:before="0" w:after="0" w:line="1020" w:lineRule="exact"/>
+              <w:spacing w:before="0" w:after="0" w:line="3175" w:lineRule="exact"/>
             </w:pPr>
           </w:p>
           <w:p>

--- a/examples/demos/demo_outstanding_graduate.docx
+++ b/examples/demos/demo_outstanding_graduate.docx
@@ -81,6 +81,9 @@
         <w:gridCol w:w="6123"/>
       </w:tblGrid>
       <w:tr>
+        <w:trPr>
+          <w:cantSplit/>
+        </w:trPr>
         <w:tc>
           <w:tcPr>
             <w:tcW w:type="dxa" w:w="2608"/>
@@ -123,6 +126,9 @@
         </w:tc>
       </w:tr>
       <w:tr>
+        <w:trPr>
+          <w:cantSplit/>
+        </w:trPr>
         <w:tc>
           <w:tcPr>
             <w:tcW w:type="dxa" w:w="2608"/>
@@ -165,6 +171,9 @@
         </w:tc>
       </w:tr>
       <w:tr>
+        <w:trPr>
+          <w:cantSplit/>
+        </w:trPr>
         <w:tc>
           <w:tcPr>
             <w:tcW w:type="dxa" w:w="2608"/>
@@ -207,6 +216,9 @@
         </w:tc>
       </w:tr>
       <w:tr>
+        <w:trPr>
+          <w:cantSplit/>
+        </w:trPr>
         <w:tc>
           <w:tcPr>
             <w:tcW w:type="dxa" w:w="2608"/>
@@ -249,6 +261,9 @@
         </w:tc>
       </w:tr>
       <w:tr>
+        <w:trPr>
+          <w:cantSplit/>
+        </w:trPr>
         <w:tc>
           <w:tcPr>
             <w:tcW w:type="dxa" w:w="2608"/>
@@ -301,6 +316,7 @@
         <w:keepNext/>
         <w:keepLines/>
         <w:spacing w:before="280" w:after="140" w:line="360" w:lineRule="auto"/>
+        <w:outlineLvl w:val="0"/>
       </w:pPr>
       <w:r>
         <w:rPr>
@@ -392,6 +408,7 @@
         <w:keepNext/>
         <w:keepLines/>
         <w:spacing w:before="280" w:after="140" w:line="360" w:lineRule="auto"/>
+        <w:outlineLvl w:val="0"/>
       </w:pPr>
       <w:r>
         <w:rPr>
@@ -571,6 +588,7 @@
         <w:keepNext/>
         <w:keepLines/>
         <w:spacing w:before="280" w:after="140" w:line="360" w:lineRule="auto"/>
+        <w:outlineLvl w:val="0"/>
       </w:pPr>
       <w:r>
         <w:rPr>
@@ -1079,7 +1097,7 @@
           <w:color w:val="111827"/>
           <w:sz w:val="24"/>
         </w:rPr>
-        <w:t>综合六个维度的自评结果与同专业平均水平对比，专业成绩、学生工作与竞赛获奖是相对优势项（见图 3）。</w:t>
+        <w:t>综合六个维度的自评结果与同专业平均水平对比，专业成绩、学生工作与竞赛获奖是相对优势项（见图 3）（见表 1）。</w:t>
       </w:r>
     </w:p>
     <w:p>
@@ -1220,6 +1238,7 @@
         <w:keepNext/>
         <w:keepLines/>
         <w:spacing w:before="280" w:after="140" w:line="360" w:lineRule="auto"/>
+        <w:outlineLvl w:val="0"/>
       </w:pPr>
       <w:r>
         <w:rPr>
@@ -1356,6 +1375,7 @@
         <w:keepNext/>
         <w:keepLines/>
         <w:spacing w:before="280" w:after="140" w:line="360" w:lineRule="auto"/>
+        <w:outlineLvl w:val="0"/>
       </w:pPr>
       <w:r>
         <w:rPr>
@@ -1417,6 +1437,7 @@
         <w:keepNext/>
         <w:keepLines/>
         <w:spacing w:before="280" w:after="140" w:line="360" w:lineRule="auto"/>
+        <w:outlineLvl w:val="0"/>
       </w:pPr>
       <w:r>
         <w:rPr>
